--- a/CalendarioC_2026/Examenes/FINAL_Teorico.docx
+++ b/CalendarioC_2026/Examenes/FINAL_Teorico.docx
@@ -133,7 +133,7 @@
                 <v:stroke joinstyle="miter"/>
                 <v:path gradientshapeok="t" o:connecttype="rect"/>
               </v:shapetype>
-              <v:shape id="Cuadro de texto 5" o:spid="_x0000_s1026" type="#_x0000_t202" style="position:absolute;left:0;text-align:left;margin-left:-62.1pt;margin-top:-24.85pt;width:146.55pt;height:55.75pt;z-index:251659264;visibility:visible;mso-wrap-style:square;mso-width-percent:0;mso-height-percent:0;mso-wrap-distance-left:9pt;mso-wrap-distance-top:0;mso-wrap-distance-right:9pt;mso-wrap-distance-bottom:0;mso-position-horizontal:absolute;mso-position-horizontal-relative:text;mso-position-vertical:absolute;mso-position-vertical-relative:text;mso-width-percent:0;mso-height-percent:0;mso-width-relative:margin;mso-height-relative:margin;v-text-anchor:top" o:gfxdata="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" filled="f" stroked="f">
+              <v:shape id="Cuadro de texto 5" o:spid="_x0000_s1026" type="#_x0000_t202" style="position:absolute;left:0;text-align:left;margin-left:-62.1pt;margin-top:-24.85pt;width:146.55pt;height:55.75pt;z-index:251659264;visibility:visible;mso-wrap-style:square;mso-width-percent:0;mso-height-percent:0;mso-wrap-distance-left:9pt;mso-wrap-distance-top:0;mso-wrap-distance-right:9pt;mso-wrap-distance-bottom:0;mso-position-horizontal:absolute;mso-position-horizontal-relative:text;mso-position-vertical:absolute;mso-position-vertical-relative:text;mso-width-percent:0;mso-height-percent:0;mso-width-relative:margin;mso-height-relative:margin;v-text-anchor:top" o:gfxdata="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" filled="f" stroked="f">
                 <v:textbox>
                   <w:txbxContent>
                     <w:p>
@@ -160,7 +160,7 @@
                                     </pic:cNvPicPr>
                                   </pic:nvPicPr>
                                   <pic:blipFill>
-                                    <a:blip r:embed="rId6">
+                                    <a:blip r:embed="rId5">
                                       <a:extLst>
                                         <a:ext uri="{28A0092B-C50C-407E-A947-70E740481C1C}">
                                           <a14:useLocalDpi xmlns:a14="http://schemas.microsoft.com/office/drawing/2010/main" val="0"/>
@@ -337,7 +337,7 @@
             </w14:srgbClr>
           </w14:shadow>
         </w:rPr>
-        <w:t>(30 puntos</w:t>
+        <w:t>(</w:t>
       </w:r>
       <w:r>
         <w:rPr>
@@ -350,7 +350,7 @@
             </w14:srgbClr>
           </w14:shadow>
         </w:rPr>
-        <w:t xml:space="preserve"> máximo</w:t>
+        <w:t>5</w:t>
       </w:r>
       <w:r>
         <w:rPr>
@@ -363,7 +363,7 @@
             </w14:srgbClr>
           </w14:shadow>
         </w:rPr>
-        <w:t>)</w:t>
+        <w:t>0 puntos)</w:t>
       </w:r>
     </w:p>
     <w:bookmarkEnd w:id="0"/>
@@ -539,21 +539,12 @@
           <w:lang w:val="es-ES_tradnl" w:eastAsia="en-US"/>
         </w:rPr>
       </w:pPr>
-      <w:proofErr w:type="spellStart"/>
-      <w:r>
-        <w:rPr>
-          <w:rFonts w:ascii="Arial" w:eastAsia="Calibri" w:hAnsi="Arial" w:cs="Arial"/>
-          <w:lang w:val="es-ES_tradnl" w:eastAsia="en-US"/>
-        </w:rPr>
-        <w:t>print</w:t>
-      </w:r>
-      <w:proofErr w:type="spellEnd"/>
-      <w:r>
-        <w:rPr>
-          <w:rFonts w:ascii="Arial" w:eastAsia="Calibri" w:hAnsi="Arial" w:cs="Arial"/>
-          <w:lang w:val="es-ES_tradnl" w:eastAsia="en-US"/>
-        </w:rPr>
-        <w:t>(4 + 7 / 2 -5 * 3)</w:t>
+      <w:r>
+        <w:rPr>
+          <w:rFonts w:ascii="Arial" w:eastAsia="Calibri" w:hAnsi="Arial" w:cs="Arial"/>
+          <w:lang w:val="es-ES_tradnl" w:eastAsia="en-US"/>
+        </w:rPr>
+        <w:t>print(4 + 7 / 2 -5 * 3)</w:t>
       </w:r>
     </w:p>
     <w:p>
@@ -625,23 +616,7 @@
           <w:rFonts w:ascii="Arial" w:eastAsia="Calibri" w:hAnsi="Arial" w:cs="Arial"/>
           <w:lang w:val="es-ES_tradnl" w:eastAsia="en-US"/>
         </w:rPr>
-        <w:t xml:space="preserve">Escribe lo que muestra </w:t>
-      </w:r>
-      <w:proofErr w:type="spellStart"/>
-      <w:r>
-        <w:rPr>
-          <w:rFonts w:ascii="Arial" w:eastAsia="Calibri" w:hAnsi="Arial" w:cs="Arial"/>
-          <w:lang w:val="es-ES_tradnl" w:eastAsia="en-US"/>
-        </w:rPr>
-        <w:t>Pythonal</w:t>
-      </w:r>
-      <w:proofErr w:type="spellEnd"/>
-      <w:r>
-        <w:rPr>
-          <w:rFonts w:ascii="Arial" w:eastAsia="Calibri" w:hAnsi="Arial" w:cs="Arial"/>
-          <w:lang w:val="es-ES_tradnl" w:eastAsia="en-US"/>
-        </w:rPr>
-        <w:t xml:space="preserve"> ejecutar </w:t>
+        <w:t xml:space="preserve">Escribe lo que muestra Pythonal ejecutar </w:t>
       </w:r>
       <w:r>
         <w:rPr>
@@ -674,21 +649,12 @@
           <w:lang w:val="es-ES_tradnl" w:eastAsia="en-US"/>
         </w:rPr>
       </w:pPr>
-      <w:proofErr w:type="spellStart"/>
-      <w:r>
-        <w:rPr>
-          <w:rFonts w:ascii="Arial" w:eastAsia="Calibri" w:hAnsi="Arial" w:cs="Arial"/>
-          <w:lang w:val="es-ES_tradnl" w:eastAsia="en-US"/>
-        </w:rPr>
-        <w:t>print</w:t>
-      </w:r>
-      <w:proofErr w:type="spellEnd"/>
-      <w:r>
-        <w:rPr>
-          <w:rFonts w:ascii="Arial" w:eastAsia="Calibri" w:hAnsi="Arial" w:cs="Arial"/>
-          <w:lang w:val="es-ES_tradnl" w:eastAsia="en-US"/>
-        </w:rPr>
-        <w:t>((3.0 * -2 &gt; -10 ) and (5 * 4 == 15))</w:t>
+      <w:r>
+        <w:rPr>
+          <w:rFonts w:ascii="Arial" w:eastAsia="Calibri" w:hAnsi="Arial" w:cs="Arial"/>
+          <w:lang w:val="es-ES_tradnl" w:eastAsia="en-US"/>
+        </w:rPr>
+        <w:t>print((3.0 * -2 &gt; -10 ) and (5 * 4 == 15))</w:t>
       </w:r>
     </w:p>
     <w:p>
@@ -723,329 +689,546 @@
           <w:bCs/>
           <w:lang w:val="es-ES_tradnl" w:eastAsia="en-US"/>
         </w:rPr>
-        <w:t xml:space="preserve">Estructura condicional </w:t>
-      </w:r>
-      <w:proofErr w:type="spellStart"/>
-      <w:r>
+        <w:t>Estructura condicional if</w:t>
+      </w:r>
+    </w:p>
+    <w:p>
+      <w:pPr>
+        <w:rPr>
+          <w:rFonts w:ascii="Arial" w:eastAsia="Calibri" w:hAnsi="Arial" w:cs="Arial"/>
+          <w:lang w:val="es-ES_tradnl" w:eastAsia="en-US"/>
+        </w:rPr>
+      </w:pPr>
+    </w:p>
+    <w:p>
+      <w:pPr>
+        <w:rPr>
+          <w:rFonts w:ascii="Arial" w:eastAsia="Calibri" w:hAnsi="Arial" w:cs="Arial"/>
+          <w:lang w:val="es-ES_tradnl" w:eastAsia="en-US"/>
+        </w:rPr>
+      </w:pPr>
+      <w:r>
+        <w:rPr>
+          <w:rFonts w:ascii="Arial" w:eastAsia="Calibri" w:hAnsi="Arial" w:cs="Arial"/>
+          <w:lang w:val="es-ES_tradnl" w:eastAsia="en-US"/>
+        </w:rPr>
+        <w:t>3.</w:t>
+      </w:r>
+      <w:r>
+        <w:rPr>
+          <w:rFonts w:ascii="Arial" w:eastAsia="Calibri" w:hAnsi="Arial" w:cs="Arial"/>
+          <w:lang w:val="es-ES_tradnl" w:eastAsia="en-US"/>
+        </w:rPr>
+        <w:t xml:space="preserve"> </w:t>
+      </w:r>
+      <w:r>
+        <w:rPr>
+          <w:rFonts w:ascii="Arial" w:eastAsia="Calibri" w:hAnsi="Arial" w:cs="Arial"/>
+          <w:lang w:val="es-ES_tradnl" w:eastAsia="en-US"/>
+        </w:rPr>
+        <w:t>Escribe lo que muestra Python al ejecutar la siguiente secci</w:t>
+      </w:r>
+      <w:r>
+        <w:rPr>
+          <w:rFonts w:ascii="Arial" w:eastAsia="Calibri" w:hAnsi="Arial" w:cs="Arial"/>
+          <w:lang w:val="es-ES_tradnl" w:eastAsia="en-US"/>
+        </w:rPr>
+        <w:t>ón de código:</w:t>
+      </w:r>
+    </w:p>
+    <w:p>
+      <w:pPr>
+        <w:rPr>
+          <w:rFonts w:ascii="Arial" w:eastAsia="Calibri" w:hAnsi="Arial" w:cs="Arial"/>
+          <w:lang w:val="es-ES_tradnl" w:eastAsia="en-US"/>
+        </w:rPr>
+      </w:pPr>
+      <w:r>
+        <w:rPr>
+          <w:rFonts w:ascii="Arial" w:eastAsia="Calibri" w:hAnsi="Arial" w:cs="Arial"/>
+          <w:lang w:val="es-ES_tradnl" w:eastAsia="en-US"/>
+        </w:rPr>
+        <w:t xml:space="preserve">   </w:t>
+      </w:r>
+    </w:p>
+    <w:p>
+      <w:pPr>
+        <w:rPr>
+          <w:rFonts w:ascii="Arial" w:eastAsia="Calibri" w:hAnsi="Arial" w:cs="Arial"/>
+          <w:lang w:val="en-US" w:eastAsia="en-US"/>
+        </w:rPr>
+      </w:pPr>
+      <w:r>
+        <w:rPr>
+          <w:rFonts w:ascii="Arial" w:eastAsia="Calibri" w:hAnsi="Arial" w:cs="Arial"/>
+          <w:lang w:val="es-ES_tradnl" w:eastAsia="en-US"/>
+        </w:rPr>
+        <w:t xml:space="preserve">   </w:t>
+      </w:r>
+      <w:r>
+        <w:rPr>
+          <w:rFonts w:ascii="Arial" w:eastAsia="Calibri" w:hAnsi="Arial" w:cs="Arial"/>
+          <w:lang w:val="es-ES_tradnl" w:eastAsia="en-US"/>
+        </w:rPr>
+        <w:t xml:space="preserve"> </w:t>
+      </w:r>
+      <w:r>
+        <w:rPr>
+          <w:rFonts w:ascii="Arial" w:eastAsia="Calibri" w:hAnsi="Arial" w:cs="Arial"/>
+          <w:lang w:val="en-US" w:eastAsia="en-US"/>
+        </w:rPr>
+        <w:t>x = 9</w:t>
+      </w:r>
+    </w:p>
+    <w:p>
+      <w:pPr>
+        <w:rPr>
+          <w:rFonts w:ascii="Arial" w:eastAsia="Calibri" w:hAnsi="Arial" w:cs="Arial"/>
+          <w:lang w:val="en-US" w:eastAsia="en-US"/>
+        </w:rPr>
+      </w:pPr>
+      <w:r>
+        <w:rPr>
+          <w:rFonts w:ascii="Arial" w:eastAsia="Calibri" w:hAnsi="Arial" w:cs="Arial"/>
+          <w:lang w:val="en-US" w:eastAsia="en-US"/>
+        </w:rPr>
+        <w:t xml:space="preserve">    </w:t>
+      </w:r>
+      <w:r>
+        <w:rPr>
+          <w:rFonts w:ascii="Arial" w:eastAsia="Calibri" w:hAnsi="Arial" w:cs="Arial"/>
+          <w:lang w:val="en-US" w:eastAsia="en-US"/>
+        </w:rPr>
+        <w:t>y = 5</w:t>
+      </w:r>
+    </w:p>
+    <w:p>
+      <w:pPr>
+        <w:rPr>
+          <w:rFonts w:ascii="Arial" w:eastAsia="Calibri" w:hAnsi="Arial" w:cs="Arial"/>
+          <w:lang w:val="en-US" w:eastAsia="en-US"/>
+        </w:rPr>
+      </w:pPr>
+      <w:r>
+        <w:rPr>
+          <w:rFonts w:ascii="Arial" w:eastAsia="Calibri" w:hAnsi="Arial" w:cs="Arial"/>
+          <w:lang w:val="en-US" w:eastAsia="en-US"/>
+        </w:rPr>
+        <w:t xml:space="preserve">    </w:t>
+      </w:r>
+      <w:r>
+        <w:rPr>
+          <w:rFonts w:ascii="Arial" w:eastAsia="Calibri" w:hAnsi="Arial" w:cs="Arial"/>
+          <w:lang w:val="en-US" w:eastAsia="en-US"/>
+        </w:rPr>
+        <w:t>if x &gt; 5 :</w:t>
+      </w:r>
+    </w:p>
+    <w:p>
+      <w:pPr>
+        <w:rPr>
+          <w:rFonts w:ascii="Arial" w:eastAsia="Calibri" w:hAnsi="Arial" w:cs="Arial"/>
+          <w:lang w:val="en-US" w:eastAsia="en-US"/>
+        </w:rPr>
+      </w:pPr>
+      <w:r>
+        <w:rPr>
+          <w:rFonts w:ascii="Arial" w:eastAsia="Calibri" w:hAnsi="Arial" w:cs="Arial"/>
+          <w:lang w:val="en-US" w:eastAsia="en-US"/>
+        </w:rPr>
+        <w:t xml:space="preserve">     </w:t>
+      </w:r>
+      <w:r>
+        <w:rPr>
+          <w:rFonts w:ascii="Arial" w:eastAsia="Calibri" w:hAnsi="Arial" w:cs="Arial"/>
+          <w:lang w:val="en-US" w:eastAsia="en-US"/>
+        </w:rPr>
+        <w:tab/>
+      </w:r>
+      <w:r>
+        <w:rPr>
+          <w:rFonts w:ascii="Arial" w:eastAsia="Calibri" w:hAnsi="Arial" w:cs="Arial"/>
+          <w:lang w:val="en-US" w:eastAsia="en-US"/>
+        </w:rPr>
+        <w:t>print(x)</w:t>
+      </w:r>
+    </w:p>
+    <w:p>
+      <w:pPr>
+        <w:rPr>
+          <w:rFonts w:ascii="Arial" w:eastAsia="Calibri" w:hAnsi="Arial" w:cs="Arial"/>
+          <w:lang w:val="es-ES_tradnl" w:eastAsia="en-US"/>
+        </w:rPr>
+      </w:pPr>
+      <w:r>
+        <w:rPr>
+          <w:rFonts w:ascii="Arial" w:eastAsia="Calibri" w:hAnsi="Arial" w:cs="Arial"/>
+          <w:lang w:val="en-US" w:eastAsia="en-US"/>
+        </w:rPr>
+        <w:t xml:space="preserve">    </w:t>
+      </w:r>
+      <w:r>
+        <w:rPr>
+          <w:rFonts w:ascii="Arial" w:eastAsia="Calibri" w:hAnsi="Arial" w:cs="Arial"/>
+          <w:lang w:val="es-ES_tradnl" w:eastAsia="en-US"/>
+        </w:rPr>
+        <w:t>elif y &lt; 5 :</w:t>
+      </w:r>
+    </w:p>
+    <w:p>
+      <w:pPr>
+        <w:ind w:firstLine="708"/>
+        <w:rPr>
+          <w:rFonts w:ascii="Arial" w:eastAsia="Calibri" w:hAnsi="Arial" w:cs="Arial"/>
+          <w:lang w:val="es-ES_tradnl" w:eastAsia="en-US"/>
+        </w:rPr>
+      </w:pPr>
+      <w:r>
+        <w:rPr>
+          <w:rFonts w:ascii="Arial" w:eastAsia="Calibri" w:hAnsi="Arial" w:cs="Arial"/>
+          <w:lang w:val="es-ES_tradnl" w:eastAsia="en-US"/>
+        </w:rPr>
+        <w:t>print(y)</w:t>
+      </w:r>
+    </w:p>
+    <w:p>
+      <w:pPr>
+        <w:rPr>
+          <w:rFonts w:ascii="Arial" w:eastAsia="Calibri" w:hAnsi="Arial" w:cs="Arial"/>
+          <w:lang w:val="es-ES_tradnl" w:eastAsia="en-US"/>
+        </w:rPr>
+      </w:pPr>
+      <w:r>
+        <w:rPr>
+          <w:rFonts w:ascii="Arial" w:eastAsia="Calibri" w:hAnsi="Arial" w:cs="Arial"/>
+          <w:lang w:val="es-ES_tradnl" w:eastAsia="en-US"/>
+        </w:rPr>
+        <w:t xml:space="preserve">    </w:t>
+      </w:r>
+      <w:r>
+        <w:rPr>
+          <w:rFonts w:ascii="Arial" w:eastAsia="Calibri" w:hAnsi="Arial" w:cs="Arial"/>
+          <w:lang w:val="es-ES_tradnl" w:eastAsia="en-US"/>
+        </w:rPr>
+        <w:t>else :</w:t>
+      </w:r>
+    </w:p>
+    <w:p>
+      <w:pPr>
+        <w:ind w:firstLine="708"/>
+        <w:rPr>
+          <w:rFonts w:ascii="Arial" w:eastAsia="Calibri" w:hAnsi="Arial" w:cs="Arial"/>
+          <w:lang w:val="es-ES_tradnl" w:eastAsia="en-US"/>
+        </w:rPr>
+      </w:pPr>
+      <w:r>
+        <w:rPr>
+          <w:rFonts w:ascii="Arial" w:eastAsia="Calibri" w:hAnsi="Arial" w:cs="Arial"/>
+          <w:lang w:val="es-ES_tradnl" w:eastAsia="en-US"/>
+        </w:rPr>
+        <w:t>print(x + y</w:t>
+      </w:r>
+    </w:p>
+    <w:p>
+      <w:pPr>
+        <w:ind w:firstLine="708"/>
+        <w:rPr>
+          <w:rFonts w:ascii="Arial" w:eastAsia="Calibri" w:hAnsi="Arial" w:cs="Arial"/>
+          <w:lang w:val="es-ES_tradnl" w:eastAsia="en-US"/>
+        </w:rPr>
+      </w:pPr>
+    </w:p>
+    <w:p>
+      <w:pPr>
+        <w:ind w:firstLine="708"/>
+        <w:rPr>
+          <w:rFonts w:ascii="Arial" w:eastAsia="Calibri" w:hAnsi="Arial" w:cs="Arial"/>
+          <w:lang w:val="es-ES_tradnl" w:eastAsia="en-US"/>
+        </w:rPr>
+      </w:pPr>
+    </w:p>
+    <w:p>
+      <w:pPr>
         <w:rPr>
           <w:rFonts w:ascii="Arial" w:eastAsia="Calibri" w:hAnsi="Arial" w:cs="Arial"/>
           <w:b/>
           <w:bCs/>
           <w:lang w:val="es-ES_tradnl" w:eastAsia="en-US"/>
         </w:rPr>
-        <w:t>if</w:t>
-      </w:r>
-      <w:proofErr w:type="spellEnd"/>
-    </w:p>
-    <w:p>
-      <w:pPr>
-        <w:rPr>
-          <w:rFonts w:ascii="Arial" w:eastAsia="Calibri" w:hAnsi="Arial" w:cs="Arial"/>
-          <w:lang w:val="es-ES_tradnl" w:eastAsia="en-US"/>
-        </w:rPr>
-      </w:pPr>
-    </w:p>
-    <w:p>
-      <w:pPr>
-        <w:rPr>
-          <w:rFonts w:ascii="Arial" w:eastAsia="Calibri" w:hAnsi="Arial" w:cs="Arial"/>
-          <w:lang w:val="es-ES_tradnl" w:eastAsia="en-US"/>
-        </w:rPr>
-      </w:pPr>
-      <w:r>
-        <w:rPr>
-          <w:rFonts w:ascii="Arial" w:eastAsia="Calibri" w:hAnsi="Arial" w:cs="Arial"/>
-          <w:lang w:val="es-ES_tradnl" w:eastAsia="en-US"/>
-        </w:rPr>
-        <w:t>3.</w:t>
-      </w:r>
-      <w:r>
-        <w:rPr>
-          <w:rFonts w:ascii="Arial" w:eastAsia="Calibri" w:hAnsi="Arial" w:cs="Arial"/>
-          <w:lang w:val="es-ES_tradnl" w:eastAsia="en-US"/>
-        </w:rPr>
-        <w:t xml:space="preserve"> </w:t>
-      </w:r>
-      <w:r>
-        <w:rPr>
-          <w:rFonts w:ascii="Arial" w:eastAsia="Calibri" w:hAnsi="Arial" w:cs="Arial"/>
-          <w:lang w:val="es-ES_tradnl" w:eastAsia="en-US"/>
-        </w:rPr>
-        <w:t>Escribe lo que muestra Python al ejecutar la siguiente secci</w:t>
-      </w:r>
-      <w:r>
-        <w:rPr>
-          <w:rFonts w:ascii="Arial" w:eastAsia="Calibri" w:hAnsi="Arial" w:cs="Arial"/>
-          <w:lang w:val="es-ES_tradnl" w:eastAsia="en-US"/>
-        </w:rPr>
-        <w:t>ón de código:</w:t>
-      </w:r>
-    </w:p>
-    <w:p>
-      <w:pPr>
-        <w:rPr>
-          <w:rFonts w:ascii="Arial" w:eastAsia="Calibri" w:hAnsi="Arial" w:cs="Arial"/>
-          <w:lang w:val="es-ES_tradnl" w:eastAsia="en-US"/>
-        </w:rPr>
-      </w:pPr>
-      <w:r>
-        <w:rPr>
-          <w:rFonts w:ascii="Arial" w:eastAsia="Calibri" w:hAnsi="Arial" w:cs="Arial"/>
-          <w:lang w:val="es-ES_tradnl" w:eastAsia="en-US"/>
-        </w:rPr>
-        <w:t xml:space="preserve">   </w:t>
-      </w:r>
-    </w:p>
-    <w:p>
-      <w:pPr>
-        <w:rPr>
-          <w:rFonts w:ascii="Arial" w:eastAsia="Calibri" w:hAnsi="Arial" w:cs="Arial"/>
-          <w:lang w:val="en-US" w:eastAsia="en-US"/>
-        </w:rPr>
-      </w:pPr>
-      <w:r>
-        <w:rPr>
-          <w:rFonts w:ascii="Arial" w:eastAsia="Calibri" w:hAnsi="Arial" w:cs="Arial"/>
-          <w:lang w:val="es-ES_tradnl" w:eastAsia="en-US"/>
-        </w:rPr>
-        <w:t xml:space="preserve">   </w:t>
-      </w:r>
-      <w:r>
-        <w:rPr>
-          <w:rFonts w:ascii="Arial" w:eastAsia="Calibri" w:hAnsi="Arial" w:cs="Arial"/>
-          <w:lang w:val="es-ES_tradnl" w:eastAsia="en-US"/>
-        </w:rPr>
-        <w:t xml:space="preserve"> </w:t>
-      </w:r>
-      <w:r>
-        <w:rPr>
-          <w:rFonts w:ascii="Arial" w:eastAsia="Calibri" w:hAnsi="Arial" w:cs="Arial"/>
-          <w:lang w:val="en-US" w:eastAsia="en-US"/>
-        </w:rPr>
-        <w:t>x = 9</w:t>
-      </w:r>
-    </w:p>
-    <w:p>
-      <w:pPr>
-        <w:rPr>
-          <w:rFonts w:ascii="Arial" w:eastAsia="Calibri" w:hAnsi="Arial" w:cs="Arial"/>
-          <w:lang w:val="en-US" w:eastAsia="en-US"/>
-        </w:rPr>
-      </w:pPr>
-      <w:r>
-        <w:rPr>
-          <w:rFonts w:ascii="Arial" w:eastAsia="Calibri" w:hAnsi="Arial" w:cs="Arial"/>
-          <w:lang w:val="en-US" w:eastAsia="en-US"/>
-        </w:rPr>
-        <w:t xml:space="preserve">    </w:t>
-      </w:r>
-      <w:r>
-        <w:rPr>
-          <w:rFonts w:ascii="Arial" w:eastAsia="Calibri" w:hAnsi="Arial" w:cs="Arial"/>
-          <w:lang w:val="en-US" w:eastAsia="en-US"/>
-        </w:rPr>
-        <w:t>y = 5</w:t>
-      </w:r>
-    </w:p>
-    <w:p>
-      <w:pPr>
-        <w:rPr>
-          <w:rFonts w:ascii="Arial" w:eastAsia="Calibri" w:hAnsi="Arial" w:cs="Arial"/>
-          <w:lang w:val="en-US" w:eastAsia="en-US"/>
-        </w:rPr>
-      </w:pPr>
-      <w:r>
-        <w:rPr>
-          <w:rFonts w:ascii="Arial" w:eastAsia="Calibri" w:hAnsi="Arial" w:cs="Arial"/>
-          <w:lang w:val="en-US" w:eastAsia="en-US"/>
-        </w:rPr>
-        <w:t xml:space="preserve">    </w:t>
-      </w:r>
-      <w:r>
-        <w:rPr>
-          <w:rFonts w:ascii="Arial" w:eastAsia="Calibri" w:hAnsi="Arial" w:cs="Arial"/>
-          <w:lang w:val="en-US" w:eastAsia="en-US"/>
-        </w:rPr>
-        <w:t>if x &gt; 5 :</w:t>
-      </w:r>
-    </w:p>
-    <w:p>
-      <w:pPr>
-        <w:rPr>
-          <w:rFonts w:ascii="Arial" w:eastAsia="Calibri" w:hAnsi="Arial" w:cs="Arial"/>
-          <w:lang w:val="en-US" w:eastAsia="en-US"/>
-        </w:rPr>
-      </w:pPr>
-      <w:r>
-        <w:rPr>
-          <w:rFonts w:ascii="Arial" w:eastAsia="Calibri" w:hAnsi="Arial" w:cs="Arial"/>
-          <w:lang w:val="en-US" w:eastAsia="en-US"/>
-        </w:rPr>
-        <w:t xml:space="preserve">     </w:t>
-      </w:r>
-      <w:r>
-        <w:rPr>
-          <w:rFonts w:ascii="Arial" w:eastAsia="Calibri" w:hAnsi="Arial" w:cs="Arial"/>
-          <w:lang w:val="en-US" w:eastAsia="en-US"/>
-        </w:rPr>
-        <w:tab/>
-      </w:r>
-      <w:r>
-        <w:rPr>
-          <w:rFonts w:ascii="Arial" w:eastAsia="Calibri" w:hAnsi="Arial" w:cs="Arial"/>
-          <w:lang w:val="en-US" w:eastAsia="en-US"/>
-        </w:rPr>
-        <w:t>print(x)</w:t>
-      </w:r>
-    </w:p>
-    <w:p>
-      <w:pPr>
-        <w:rPr>
-          <w:rFonts w:ascii="Arial" w:eastAsia="Calibri" w:hAnsi="Arial" w:cs="Arial"/>
-          <w:lang w:val="es-ES_tradnl" w:eastAsia="en-US"/>
-        </w:rPr>
-      </w:pPr>
-      <w:r>
-        <w:rPr>
-          <w:rFonts w:ascii="Arial" w:eastAsia="Calibri" w:hAnsi="Arial" w:cs="Arial"/>
-          <w:lang w:val="en-US" w:eastAsia="en-US"/>
-        </w:rPr>
-        <w:t xml:space="preserve">    </w:t>
-      </w:r>
-      <w:proofErr w:type="spellStart"/>
-      <w:r>
-        <w:rPr>
-          <w:rFonts w:ascii="Arial" w:eastAsia="Calibri" w:hAnsi="Arial" w:cs="Arial"/>
-          <w:lang w:val="es-ES_tradnl" w:eastAsia="en-US"/>
-        </w:rPr>
-        <w:t>elif</w:t>
-      </w:r>
-      <w:proofErr w:type="spellEnd"/>
-      <w:r>
-        <w:rPr>
-          <w:rFonts w:ascii="Arial" w:eastAsia="Calibri" w:hAnsi="Arial" w:cs="Arial"/>
-          <w:lang w:val="es-ES_tradnl" w:eastAsia="en-US"/>
-        </w:rPr>
-        <w:t xml:space="preserve"> y &lt; 5 :</w:t>
-      </w:r>
-    </w:p>
-    <w:p>
-      <w:pPr>
-        <w:ind w:firstLine="708"/>
-        <w:rPr>
-          <w:rFonts w:ascii="Arial" w:eastAsia="Calibri" w:hAnsi="Arial" w:cs="Arial"/>
-          <w:lang w:val="es-ES_tradnl" w:eastAsia="en-US"/>
-        </w:rPr>
-      </w:pPr>
-      <w:proofErr w:type="spellStart"/>
-      <w:r>
-        <w:rPr>
-          <w:rFonts w:ascii="Arial" w:eastAsia="Calibri" w:hAnsi="Arial" w:cs="Arial"/>
-          <w:lang w:val="es-ES_tradnl" w:eastAsia="en-US"/>
-        </w:rPr>
-        <w:t>print</w:t>
-      </w:r>
-      <w:proofErr w:type="spellEnd"/>
-      <w:r>
-        <w:rPr>
-          <w:rFonts w:ascii="Arial" w:eastAsia="Calibri" w:hAnsi="Arial" w:cs="Arial"/>
-          <w:lang w:val="es-ES_tradnl" w:eastAsia="en-US"/>
-        </w:rPr>
-        <w:t>(y)</w:t>
-      </w:r>
-    </w:p>
-    <w:p>
-      <w:pPr>
-        <w:rPr>
-          <w:rFonts w:ascii="Arial" w:eastAsia="Calibri" w:hAnsi="Arial" w:cs="Arial"/>
-          <w:lang w:val="es-ES_tradnl" w:eastAsia="en-US"/>
-        </w:rPr>
-      </w:pPr>
-      <w:r>
-        <w:rPr>
-          <w:rFonts w:ascii="Arial" w:eastAsia="Calibri" w:hAnsi="Arial" w:cs="Arial"/>
-          <w:lang w:val="es-ES_tradnl" w:eastAsia="en-US"/>
-        </w:rPr>
-        <w:t xml:space="preserve">    </w:t>
-      </w:r>
-      <w:proofErr w:type="spellStart"/>
-      <w:r>
-        <w:rPr>
-          <w:rFonts w:ascii="Arial" w:eastAsia="Calibri" w:hAnsi="Arial" w:cs="Arial"/>
-          <w:lang w:val="es-ES_tradnl" w:eastAsia="en-US"/>
-        </w:rPr>
-        <w:t>else</w:t>
-      </w:r>
-      <w:proofErr w:type="spellEnd"/>
-      <w:r>
-        <w:rPr>
-          <w:rFonts w:ascii="Arial" w:eastAsia="Calibri" w:hAnsi="Arial" w:cs="Arial"/>
-          <w:lang w:val="es-ES_tradnl" w:eastAsia="en-US"/>
-        </w:rPr>
-        <w:t xml:space="preserve"> :</w:t>
-      </w:r>
-    </w:p>
-    <w:p>
-      <w:pPr>
-        <w:ind w:firstLine="708"/>
-        <w:rPr>
-          <w:rFonts w:ascii="Arial" w:eastAsia="Calibri" w:hAnsi="Arial" w:cs="Arial"/>
-          <w:lang w:val="es-ES_tradnl" w:eastAsia="en-US"/>
-        </w:rPr>
-      </w:pPr>
-      <w:proofErr w:type="spellStart"/>
-      <w:r>
-        <w:rPr>
-          <w:rFonts w:ascii="Arial" w:eastAsia="Calibri" w:hAnsi="Arial" w:cs="Arial"/>
-          <w:lang w:val="es-ES_tradnl" w:eastAsia="en-US"/>
-        </w:rPr>
-        <w:t>print</w:t>
-      </w:r>
-      <w:proofErr w:type="spellEnd"/>
-      <w:r>
-        <w:rPr>
-          <w:rFonts w:ascii="Arial" w:eastAsia="Calibri" w:hAnsi="Arial" w:cs="Arial"/>
-          <w:lang w:val="es-ES_tradnl" w:eastAsia="en-US"/>
-        </w:rPr>
-        <w:t>(x + y</w:t>
-      </w:r>
-    </w:p>
-    <w:p>
-      <w:pPr>
-        <w:ind w:firstLine="708"/>
-        <w:rPr>
-          <w:rFonts w:ascii="Arial" w:eastAsia="Calibri" w:hAnsi="Arial" w:cs="Arial"/>
-          <w:lang w:val="es-ES_tradnl" w:eastAsia="en-US"/>
-        </w:rPr>
-      </w:pPr>
-    </w:p>
-    <w:p>
-      <w:pPr>
-        <w:ind w:firstLine="708"/>
-        <w:rPr>
-          <w:rFonts w:ascii="Arial" w:eastAsia="Calibri" w:hAnsi="Arial" w:cs="Arial"/>
-          <w:lang w:val="es-ES_tradnl" w:eastAsia="en-US"/>
-        </w:rPr>
-      </w:pPr>
-    </w:p>
-    <w:p>
-      <w:pPr>
+      </w:pPr>
+      <w:r>
         <w:rPr>
           <w:rFonts w:ascii="Arial" w:eastAsia="Calibri" w:hAnsi="Arial" w:cs="Arial"/>
           <w:b/>
           <w:bCs/>
           <w:lang w:val="es-ES_tradnl" w:eastAsia="en-US"/>
         </w:rPr>
-      </w:pPr>
-      <w:r>
+        <w:t>Funciones</w:t>
+      </w:r>
+    </w:p>
+    <w:p>
+      <w:pPr>
         <w:rPr>
           <w:rFonts w:ascii="Arial" w:eastAsia="Calibri" w:hAnsi="Arial" w:cs="Arial"/>
           <w:b/>
           <w:bCs/>
           <w:lang w:val="es-ES_tradnl" w:eastAsia="en-US"/>
         </w:rPr>
-        <w:t>Funciones</w:t>
-      </w:r>
+      </w:pPr>
+    </w:p>
+    <w:p>
+      <w:pPr>
+        <w:rPr>
+          <w:rFonts w:ascii="Arial" w:eastAsia="Calibri" w:hAnsi="Arial" w:cs="Arial"/>
+          <w:lang w:val="es-ES_tradnl" w:eastAsia="en-US"/>
+        </w:rPr>
+      </w:pPr>
+      <w:r>
+        <w:rPr>
+          <w:rFonts w:ascii="Arial" w:eastAsia="Calibri" w:hAnsi="Arial" w:cs="Arial"/>
+          <w:lang w:val="es-ES_tradnl" w:eastAsia="en-US"/>
+        </w:rPr>
+        <w:t>4.</w:t>
+      </w:r>
+      <w:r>
+        <w:rPr>
+          <w:rFonts w:ascii="Arial" w:eastAsia="Calibri" w:hAnsi="Arial" w:cs="Arial"/>
+          <w:lang w:val="es-ES_tradnl" w:eastAsia="en-US"/>
+        </w:rPr>
+        <w:t xml:space="preserve"> </w:t>
+      </w:r>
+      <w:r>
+        <w:rPr>
+          <w:rFonts w:ascii="Arial" w:eastAsia="Calibri" w:hAnsi="Arial" w:cs="Arial"/>
+          <w:lang w:val="es-ES_tradnl" w:eastAsia="en-US"/>
+        </w:rPr>
+        <w:t>Escribe lo que muestra Python al ejecutar la siguiente secci</w:t>
+      </w:r>
+      <w:r>
+        <w:rPr>
+          <w:rFonts w:ascii="Arial" w:eastAsia="Calibri" w:hAnsi="Arial" w:cs="Arial"/>
+          <w:lang w:val="es-ES_tradnl" w:eastAsia="en-US"/>
+        </w:rPr>
+        <w:t>ón d</w:t>
+      </w:r>
+      <w:r>
+        <w:rPr>
+          <w:rFonts w:ascii="Arial" w:eastAsia="Calibri" w:hAnsi="Arial" w:cs="Arial"/>
+          <w:lang w:val="es-ES_tradnl" w:eastAsia="en-US"/>
+        </w:rPr>
+        <w:t>e código</w:t>
+      </w:r>
+      <w:r>
+        <w:rPr>
+          <w:rFonts w:ascii="Arial" w:eastAsia="Calibri" w:hAnsi="Arial" w:cs="Arial"/>
+          <w:lang w:val="es-ES_tradnl" w:eastAsia="en-US"/>
+        </w:rPr>
+        <w:t>:</w:t>
+      </w:r>
+    </w:p>
+    <w:p>
+      <w:pPr>
+        <w:rPr>
+          <w:rFonts w:ascii="Arial" w:eastAsia="Calibri" w:hAnsi="Arial" w:cs="Arial"/>
+          <w:lang w:val="es-ES_tradnl" w:eastAsia="en-US"/>
+        </w:rPr>
+      </w:pPr>
+    </w:p>
+    <w:p>
+      <w:pPr>
+        <w:ind w:left="708"/>
+        <w:rPr>
+          <w:rFonts w:ascii="Arial" w:eastAsia="Calibri" w:hAnsi="Arial" w:cs="Arial"/>
+          <w:lang w:val="es-ES_tradnl" w:eastAsia="en-US"/>
+        </w:rPr>
+      </w:pPr>
+      <w:r>
+        <w:rPr>
+          <w:rFonts w:ascii="Arial" w:eastAsia="Calibri" w:hAnsi="Arial" w:cs="Arial"/>
+          <w:lang w:val="es-ES_tradnl" w:eastAsia="en-US"/>
+        </w:rPr>
+        <w:t>def funcion_uno(a, b) :</w:t>
+      </w:r>
+    </w:p>
+    <w:p>
+      <w:pPr>
+        <w:ind w:left="708" w:firstLine="708"/>
+        <w:rPr>
+          <w:rFonts w:ascii="Arial" w:eastAsia="Calibri" w:hAnsi="Arial" w:cs="Arial"/>
+          <w:lang w:val="en-US" w:eastAsia="en-US"/>
+        </w:rPr>
+      </w:pPr>
+      <w:r>
+        <w:rPr>
+          <w:rFonts w:ascii="Arial" w:eastAsia="Calibri" w:hAnsi="Arial" w:cs="Arial"/>
+          <w:lang w:val="en-US" w:eastAsia="en-US"/>
+        </w:rPr>
+        <w:t>a = a + 3</w:t>
+      </w:r>
+    </w:p>
+    <w:p>
+      <w:pPr>
+        <w:ind w:left="708" w:firstLine="708"/>
+        <w:rPr>
+          <w:rFonts w:ascii="Arial" w:eastAsia="Calibri" w:hAnsi="Arial" w:cs="Arial"/>
+          <w:lang w:val="en-US" w:eastAsia="en-US"/>
+        </w:rPr>
+      </w:pPr>
+      <w:r>
+        <w:rPr>
+          <w:rFonts w:ascii="Arial" w:eastAsia="Calibri" w:hAnsi="Arial" w:cs="Arial"/>
+          <w:lang w:val="en-US" w:eastAsia="en-US"/>
+        </w:rPr>
+        <w:t>c = b / 2</w:t>
+      </w:r>
+    </w:p>
+    <w:p>
+      <w:pPr>
+        <w:ind w:left="708" w:firstLine="708"/>
+        <w:rPr>
+          <w:rFonts w:ascii="Arial" w:eastAsia="Calibri" w:hAnsi="Arial" w:cs="Arial"/>
+          <w:lang w:val="en-US" w:eastAsia="en-US"/>
+        </w:rPr>
+      </w:pPr>
+      <w:r>
+        <w:rPr>
+          <w:rFonts w:ascii="Arial" w:eastAsia="Calibri" w:hAnsi="Arial" w:cs="Arial"/>
+          <w:lang w:val="en-US" w:eastAsia="en-US"/>
+        </w:rPr>
+        <w:t>return a + c</w:t>
+      </w:r>
+    </w:p>
+    <w:p>
+      <w:pPr>
+        <w:ind w:left="708"/>
+        <w:rPr>
+          <w:rFonts w:ascii="Arial" w:eastAsia="Calibri" w:hAnsi="Arial" w:cs="Arial"/>
+          <w:lang w:val="en-US" w:eastAsia="en-US"/>
+        </w:rPr>
+      </w:pPr>
+    </w:p>
+    <w:p>
+      <w:pPr>
+        <w:ind w:left="708"/>
+        <w:rPr>
+          <w:rFonts w:ascii="Arial" w:eastAsia="Calibri" w:hAnsi="Arial" w:cs="Arial"/>
+          <w:lang w:val="es-ES_tradnl" w:eastAsia="en-US"/>
+        </w:rPr>
+      </w:pPr>
+      <w:r>
+        <w:rPr>
+          <w:rFonts w:ascii="Arial" w:eastAsia="Calibri" w:hAnsi="Arial" w:cs="Arial"/>
+          <w:lang w:val="es-ES_tradnl" w:eastAsia="en-US"/>
+        </w:rPr>
+        <w:t>def main() :</w:t>
+      </w:r>
+    </w:p>
+    <w:p>
+      <w:pPr>
+        <w:ind w:left="1416"/>
+        <w:rPr>
+          <w:rFonts w:ascii="Arial" w:eastAsia="Calibri" w:hAnsi="Arial" w:cs="Arial"/>
+          <w:lang w:val="es-ES_tradnl" w:eastAsia="en-US"/>
+        </w:rPr>
+      </w:pPr>
+      <w:r>
+        <w:rPr>
+          <w:rFonts w:ascii="Arial" w:eastAsia="Calibri" w:hAnsi="Arial" w:cs="Arial"/>
+          <w:lang w:val="es-ES_tradnl" w:eastAsia="en-US"/>
+        </w:rPr>
+        <w:t>valor1 = 5</w:t>
+      </w:r>
+    </w:p>
+    <w:p>
+      <w:pPr>
+        <w:ind w:left="1416"/>
+        <w:rPr>
+          <w:rFonts w:ascii="Arial" w:eastAsia="Calibri" w:hAnsi="Arial" w:cs="Arial"/>
+          <w:lang w:val="es-ES_tradnl" w:eastAsia="en-US"/>
+        </w:rPr>
+      </w:pPr>
+      <w:r>
+        <w:rPr>
+          <w:rFonts w:ascii="Arial" w:eastAsia="Calibri" w:hAnsi="Arial" w:cs="Arial"/>
+          <w:lang w:val="es-ES_tradnl" w:eastAsia="en-US"/>
+        </w:rPr>
+        <w:t>valor2 = 10</w:t>
+      </w:r>
+    </w:p>
+    <w:p>
+      <w:pPr>
+        <w:ind w:left="1416"/>
+        <w:rPr>
+          <w:rFonts w:ascii="Arial" w:eastAsia="Calibri" w:hAnsi="Arial" w:cs="Arial"/>
+          <w:lang w:val="es-ES_tradnl" w:eastAsia="en-US"/>
+        </w:rPr>
+      </w:pPr>
+      <w:r>
+        <w:rPr>
+          <w:rFonts w:ascii="Arial" w:eastAsia="Calibri" w:hAnsi="Arial" w:cs="Arial"/>
+          <w:lang w:val="es-ES_tradnl" w:eastAsia="en-US"/>
+        </w:rPr>
+        <w:t>respuesta = funcion_uno(valor1, valor2)</w:t>
+      </w:r>
+    </w:p>
+    <w:p>
+      <w:pPr>
+        <w:ind w:left="1416"/>
+        <w:rPr>
+          <w:rFonts w:ascii="Arial" w:eastAsia="Calibri" w:hAnsi="Arial" w:cs="Arial"/>
+          <w:lang w:val="es-ES_tradnl" w:eastAsia="en-US"/>
+        </w:rPr>
+      </w:pPr>
+      <w:r>
+        <w:rPr>
+          <w:rFonts w:ascii="Arial" w:eastAsia="Calibri" w:hAnsi="Arial" w:cs="Arial"/>
+          <w:lang w:val="es-ES_tradnl" w:eastAsia="en-US"/>
+        </w:rPr>
+        <w:t>print(respuesta)</w:t>
+      </w:r>
+    </w:p>
+    <w:p>
+      <w:pPr>
+        <w:ind w:left="708"/>
+        <w:rPr>
+          <w:rFonts w:ascii="Arial" w:eastAsia="Calibri" w:hAnsi="Arial" w:cs="Arial"/>
+          <w:lang w:val="es-ES_tradnl" w:eastAsia="en-US"/>
+        </w:rPr>
+      </w:pPr>
+    </w:p>
+    <w:p>
+      <w:pPr>
+        <w:ind w:left="708"/>
+        <w:rPr>
+          <w:rFonts w:ascii="Arial" w:eastAsia="Calibri" w:hAnsi="Arial" w:cs="Arial"/>
+          <w:lang w:val="es-ES_tradnl" w:eastAsia="en-US"/>
+        </w:rPr>
+      </w:pPr>
+      <w:r>
+        <w:rPr>
+          <w:rFonts w:ascii="Arial" w:eastAsia="Calibri" w:hAnsi="Arial" w:cs="Arial"/>
+          <w:lang w:val="es-ES_tradnl" w:eastAsia="en-US"/>
+        </w:rPr>
+        <w:t>main()</w:t>
+      </w:r>
+    </w:p>
+    <w:p>
+      <w:pPr>
+        <w:ind w:left="708"/>
+        <w:rPr>
+          <w:rFonts w:ascii="Arial" w:eastAsia="Calibri" w:hAnsi="Arial" w:cs="Arial"/>
+          <w:lang w:val="es-ES_tradnl" w:eastAsia="en-US"/>
+        </w:rPr>
+      </w:pPr>
+    </w:p>
+    <w:p>
+      <w:pPr>
+        <w:ind w:left="708"/>
+        <w:rPr>
+          <w:rFonts w:ascii="Arial" w:eastAsia="Calibri" w:hAnsi="Arial" w:cs="Arial"/>
+          <w:lang w:val="es-ES_tradnl" w:eastAsia="en-US"/>
+        </w:rPr>
+      </w:pPr>
     </w:p>
     <w:p>
       <w:pPr>
@@ -1061,344 +1244,6 @@
       <w:pPr>
         <w:rPr>
           <w:rFonts w:ascii="Arial" w:eastAsia="Calibri" w:hAnsi="Arial" w:cs="Arial"/>
-          <w:lang w:val="es-ES_tradnl" w:eastAsia="en-US"/>
-        </w:rPr>
-      </w:pPr>
-      <w:r>
-        <w:rPr>
-          <w:rFonts w:ascii="Arial" w:eastAsia="Calibri" w:hAnsi="Arial" w:cs="Arial"/>
-          <w:lang w:val="es-ES_tradnl" w:eastAsia="en-US"/>
-        </w:rPr>
-        <w:t>4.</w:t>
-      </w:r>
-      <w:r>
-        <w:rPr>
-          <w:rFonts w:ascii="Arial" w:eastAsia="Calibri" w:hAnsi="Arial" w:cs="Arial"/>
-          <w:lang w:val="es-ES_tradnl" w:eastAsia="en-US"/>
-        </w:rPr>
-        <w:t xml:space="preserve"> </w:t>
-      </w:r>
-      <w:r>
-        <w:rPr>
-          <w:rFonts w:ascii="Arial" w:eastAsia="Calibri" w:hAnsi="Arial" w:cs="Arial"/>
-          <w:lang w:val="es-ES_tradnl" w:eastAsia="en-US"/>
-        </w:rPr>
-        <w:t>Escribe lo que muestra Python al ejecutar la siguiente secci</w:t>
-      </w:r>
-      <w:r>
-        <w:rPr>
-          <w:rFonts w:ascii="Arial" w:eastAsia="Calibri" w:hAnsi="Arial" w:cs="Arial"/>
-          <w:lang w:val="es-ES_tradnl" w:eastAsia="en-US"/>
-        </w:rPr>
-        <w:t>ón d</w:t>
-      </w:r>
-      <w:r>
-        <w:rPr>
-          <w:rFonts w:ascii="Arial" w:eastAsia="Calibri" w:hAnsi="Arial" w:cs="Arial"/>
-          <w:lang w:val="es-ES_tradnl" w:eastAsia="en-US"/>
-        </w:rPr>
-        <w:t>e código</w:t>
-      </w:r>
-      <w:r>
-        <w:rPr>
-          <w:rFonts w:ascii="Arial" w:eastAsia="Calibri" w:hAnsi="Arial" w:cs="Arial"/>
-          <w:lang w:val="es-ES_tradnl" w:eastAsia="en-US"/>
-        </w:rPr>
-        <w:t>:</w:t>
-      </w:r>
-    </w:p>
-    <w:p>
-      <w:pPr>
-        <w:rPr>
-          <w:rFonts w:ascii="Arial" w:eastAsia="Calibri" w:hAnsi="Arial" w:cs="Arial"/>
-          <w:lang w:val="es-ES_tradnl" w:eastAsia="en-US"/>
-        </w:rPr>
-      </w:pPr>
-    </w:p>
-    <w:p>
-      <w:pPr>
-        <w:ind w:left="708"/>
-        <w:rPr>
-          <w:rFonts w:ascii="Arial" w:eastAsia="Calibri" w:hAnsi="Arial" w:cs="Arial"/>
-          <w:lang w:val="es-ES_tradnl" w:eastAsia="en-US"/>
-        </w:rPr>
-      </w:pPr>
-      <w:proofErr w:type="spellStart"/>
-      <w:r>
-        <w:rPr>
-          <w:rFonts w:ascii="Arial" w:eastAsia="Calibri" w:hAnsi="Arial" w:cs="Arial"/>
-          <w:lang w:val="es-ES_tradnl" w:eastAsia="en-US"/>
-        </w:rPr>
-        <w:t>def</w:t>
-      </w:r>
-      <w:proofErr w:type="spellEnd"/>
-      <w:r>
-        <w:rPr>
-          <w:rFonts w:ascii="Arial" w:eastAsia="Calibri" w:hAnsi="Arial" w:cs="Arial"/>
-          <w:lang w:val="es-ES_tradnl" w:eastAsia="en-US"/>
-        </w:rPr>
-        <w:t xml:space="preserve"> </w:t>
-      </w:r>
-      <w:proofErr w:type="spellStart"/>
-      <w:r>
-        <w:rPr>
-          <w:rFonts w:ascii="Arial" w:eastAsia="Calibri" w:hAnsi="Arial" w:cs="Arial"/>
-          <w:lang w:val="es-ES_tradnl" w:eastAsia="en-US"/>
-        </w:rPr>
-        <w:t>funcion_uno</w:t>
-      </w:r>
-      <w:proofErr w:type="spellEnd"/>
-      <w:r>
-        <w:rPr>
-          <w:rFonts w:ascii="Arial" w:eastAsia="Calibri" w:hAnsi="Arial" w:cs="Arial"/>
-          <w:lang w:val="es-ES_tradnl" w:eastAsia="en-US"/>
-        </w:rPr>
-        <w:t>(a, b) :</w:t>
-      </w:r>
-    </w:p>
-    <w:p>
-      <w:pPr>
-        <w:ind w:left="708" w:firstLine="708"/>
-        <w:rPr>
-          <w:rFonts w:ascii="Arial" w:eastAsia="Calibri" w:hAnsi="Arial" w:cs="Arial"/>
-          <w:lang w:val="en-US" w:eastAsia="en-US"/>
-        </w:rPr>
-      </w:pPr>
-      <w:r>
-        <w:rPr>
-          <w:rFonts w:ascii="Arial" w:eastAsia="Calibri" w:hAnsi="Arial" w:cs="Arial"/>
-          <w:lang w:val="en-US" w:eastAsia="en-US"/>
-        </w:rPr>
-        <w:t>a = a + 3</w:t>
-      </w:r>
-    </w:p>
-    <w:p>
-      <w:pPr>
-        <w:ind w:left="708" w:firstLine="708"/>
-        <w:rPr>
-          <w:rFonts w:ascii="Arial" w:eastAsia="Calibri" w:hAnsi="Arial" w:cs="Arial"/>
-          <w:lang w:val="en-US" w:eastAsia="en-US"/>
-        </w:rPr>
-      </w:pPr>
-      <w:r>
-        <w:rPr>
-          <w:rFonts w:ascii="Arial" w:eastAsia="Calibri" w:hAnsi="Arial" w:cs="Arial"/>
-          <w:lang w:val="en-US" w:eastAsia="en-US"/>
-        </w:rPr>
-        <w:t>c = b / 2</w:t>
-      </w:r>
-    </w:p>
-    <w:p>
-      <w:pPr>
-        <w:ind w:left="708" w:firstLine="708"/>
-        <w:rPr>
-          <w:rFonts w:ascii="Arial" w:eastAsia="Calibri" w:hAnsi="Arial" w:cs="Arial"/>
-          <w:lang w:val="en-US" w:eastAsia="en-US"/>
-        </w:rPr>
-      </w:pPr>
-      <w:r>
-        <w:rPr>
-          <w:rFonts w:ascii="Arial" w:eastAsia="Calibri" w:hAnsi="Arial" w:cs="Arial"/>
-          <w:lang w:val="en-US" w:eastAsia="en-US"/>
-        </w:rPr>
-        <w:t>return a + c</w:t>
-      </w:r>
-    </w:p>
-    <w:p>
-      <w:pPr>
-        <w:ind w:left="708"/>
-        <w:rPr>
-          <w:rFonts w:ascii="Arial" w:eastAsia="Calibri" w:hAnsi="Arial" w:cs="Arial"/>
-          <w:lang w:val="en-US" w:eastAsia="en-US"/>
-        </w:rPr>
-      </w:pPr>
-    </w:p>
-    <w:p>
-      <w:pPr>
-        <w:ind w:left="708"/>
-        <w:rPr>
-          <w:rFonts w:ascii="Arial" w:eastAsia="Calibri" w:hAnsi="Arial" w:cs="Arial"/>
-          <w:lang w:val="es-ES_tradnl" w:eastAsia="en-US"/>
-        </w:rPr>
-      </w:pPr>
-      <w:proofErr w:type="spellStart"/>
-      <w:r>
-        <w:rPr>
-          <w:rFonts w:ascii="Arial" w:eastAsia="Calibri" w:hAnsi="Arial" w:cs="Arial"/>
-          <w:lang w:val="es-ES_tradnl" w:eastAsia="en-US"/>
-        </w:rPr>
-        <w:t>def</w:t>
-      </w:r>
-      <w:proofErr w:type="spellEnd"/>
-      <w:r>
-        <w:rPr>
-          <w:rFonts w:ascii="Arial" w:eastAsia="Calibri" w:hAnsi="Arial" w:cs="Arial"/>
-          <w:lang w:val="es-ES_tradnl" w:eastAsia="en-US"/>
-        </w:rPr>
-        <w:t xml:space="preserve"> </w:t>
-      </w:r>
-      <w:proofErr w:type="spellStart"/>
-      <w:r>
-        <w:rPr>
-          <w:rFonts w:ascii="Arial" w:eastAsia="Calibri" w:hAnsi="Arial" w:cs="Arial"/>
-          <w:lang w:val="es-ES_tradnl" w:eastAsia="en-US"/>
-        </w:rPr>
-        <w:t>main</w:t>
-      </w:r>
-      <w:proofErr w:type="spellEnd"/>
-      <w:r>
-        <w:rPr>
-          <w:rFonts w:ascii="Arial" w:eastAsia="Calibri" w:hAnsi="Arial" w:cs="Arial"/>
-          <w:lang w:val="es-ES_tradnl" w:eastAsia="en-US"/>
-        </w:rPr>
-        <w:t>() :</w:t>
-      </w:r>
-    </w:p>
-    <w:p>
-      <w:pPr>
-        <w:ind w:left="1416"/>
-        <w:rPr>
-          <w:rFonts w:ascii="Arial" w:eastAsia="Calibri" w:hAnsi="Arial" w:cs="Arial"/>
-          <w:lang w:val="es-ES_tradnl" w:eastAsia="en-US"/>
-        </w:rPr>
-      </w:pPr>
-      <w:r>
-        <w:rPr>
-          <w:rFonts w:ascii="Arial" w:eastAsia="Calibri" w:hAnsi="Arial" w:cs="Arial"/>
-          <w:lang w:val="es-ES_tradnl" w:eastAsia="en-US"/>
-        </w:rPr>
-        <w:t>valor1 = 5</w:t>
-      </w:r>
-    </w:p>
-    <w:p>
-      <w:pPr>
-        <w:ind w:left="1416"/>
-        <w:rPr>
-          <w:rFonts w:ascii="Arial" w:eastAsia="Calibri" w:hAnsi="Arial" w:cs="Arial"/>
-          <w:lang w:val="es-ES_tradnl" w:eastAsia="en-US"/>
-        </w:rPr>
-      </w:pPr>
-      <w:r>
-        <w:rPr>
-          <w:rFonts w:ascii="Arial" w:eastAsia="Calibri" w:hAnsi="Arial" w:cs="Arial"/>
-          <w:lang w:val="es-ES_tradnl" w:eastAsia="en-US"/>
-        </w:rPr>
-        <w:t>valor2 = 10</w:t>
-      </w:r>
-    </w:p>
-    <w:p>
-      <w:pPr>
-        <w:ind w:left="1416"/>
-        <w:rPr>
-          <w:rFonts w:ascii="Arial" w:eastAsia="Calibri" w:hAnsi="Arial" w:cs="Arial"/>
-          <w:lang w:val="es-ES_tradnl" w:eastAsia="en-US"/>
-        </w:rPr>
-      </w:pPr>
-      <w:r>
-        <w:rPr>
-          <w:rFonts w:ascii="Arial" w:eastAsia="Calibri" w:hAnsi="Arial" w:cs="Arial"/>
-          <w:lang w:val="es-ES_tradnl" w:eastAsia="en-US"/>
-        </w:rPr>
-        <w:t xml:space="preserve">respuesta = </w:t>
-      </w:r>
-      <w:proofErr w:type="spellStart"/>
-      <w:r>
-        <w:rPr>
-          <w:rFonts w:ascii="Arial" w:eastAsia="Calibri" w:hAnsi="Arial" w:cs="Arial"/>
-          <w:lang w:val="es-ES_tradnl" w:eastAsia="en-US"/>
-        </w:rPr>
-        <w:t>funcion_uno</w:t>
-      </w:r>
-      <w:proofErr w:type="spellEnd"/>
-      <w:r>
-        <w:rPr>
-          <w:rFonts w:ascii="Arial" w:eastAsia="Calibri" w:hAnsi="Arial" w:cs="Arial"/>
-          <w:lang w:val="es-ES_tradnl" w:eastAsia="en-US"/>
-        </w:rPr>
-        <w:t>(valor1, valor2)</w:t>
-      </w:r>
-    </w:p>
-    <w:p>
-      <w:pPr>
-        <w:ind w:left="1416"/>
-        <w:rPr>
-          <w:rFonts w:ascii="Arial" w:eastAsia="Calibri" w:hAnsi="Arial" w:cs="Arial"/>
-          <w:lang w:val="es-ES_tradnl" w:eastAsia="en-US"/>
-        </w:rPr>
-      </w:pPr>
-      <w:proofErr w:type="spellStart"/>
-      <w:r>
-        <w:rPr>
-          <w:rFonts w:ascii="Arial" w:eastAsia="Calibri" w:hAnsi="Arial" w:cs="Arial"/>
-          <w:lang w:val="es-ES_tradnl" w:eastAsia="en-US"/>
-        </w:rPr>
-        <w:t>print</w:t>
-      </w:r>
-      <w:proofErr w:type="spellEnd"/>
-      <w:r>
-        <w:rPr>
-          <w:rFonts w:ascii="Arial" w:eastAsia="Calibri" w:hAnsi="Arial" w:cs="Arial"/>
-          <w:lang w:val="es-ES_tradnl" w:eastAsia="en-US"/>
-        </w:rPr>
-        <w:t>(respuesta)</w:t>
-      </w:r>
-    </w:p>
-    <w:p>
-      <w:pPr>
-        <w:ind w:left="708"/>
-        <w:rPr>
-          <w:rFonts w:ascii="Arial" w:eastAsia="Calibri" w:hAnsi="Arial" w:cs="Arial"/>
-          <w:lang w:val="es-ES_tradnl" w:eastAsia="en-US"/>
-        </w:rPr>
-      </w:pPr>
-    </w:p>
-    <w:p>
-      <w:pPr>
-        <w:ind w:left="708"/>
-        <w:rPr>
-          <w:rFonts w:ascii="Arial" w:eastAsia="Calibri" w:hAnsi="Arial" w:cs="Arial"/>
-          <w:lang w:val="es-ES_tradnl" w:eastAsia="en-US"/>
-        </w:rPr>
-      </w:pPr>
-      <w:proofErr w:type="spellStart"/>
-      <w:r>
-        <w:rPr>
-          <w:rFonts w:ascii="Arial" w:eastAsia="Calibri" w:hAnsi="Arial" w:cs="Arial"/>
-          <w:lang w:val="es-ES_tradnl" w:eastAsia="en-US"/>
-        </w:rPr>
-        <w:t>main</w:t>
-      </w:r>
-      <w:proofErr w:type="spellEnd"/>
-      <w:r>
-        <w:rPr>
-          <w:rFonts w:ascii="Arial" w:eastAsia="Calibri" w:hAnsi="Arial" w:cs="Arial"/>
-          <w:lang w:val="es-ES_tradnl" w:eastAsia="en-US"/>
-        </w:rPr>
-        <w:t>()</w:t>
-      </w:r>
-    </w:p>
-    <w:p>
-      <w:pPr>
-        <w:ind w:left="708"/>
-        <w:rPr>
-          <w:rFonts w:ascii="Arial" w:eastAsia="Calibri" w:hAnsi="Arial" w:cs="Arial"/>
-          <w:lang w:val="es-ES_tradnl" w:eastAsia="en-US"/>
-        </w:rPr>
-      </w:pPr>
-    </w:p>
-    <w:p>
-      <w:pPr>
-        <w:ind w:left="708"/>
-        <w:rPr>
-          <w:rFonts w:ascii="Arial" w:eastAsia="Calibri" w:hAnsi="Arial" w:cs="Arial"/>
-          <w:lang w:val="es-ES_tradnl" w:eastAsia="en-US"/>
-        </w:rPr>
-      </w:pPr>
-    </w:p>
-    <w:p>
-      <w:pPr>
-        <w:rPr>
-          <w:rFonts w:ascii="Arial" w:eastAsia="Calibri" w:hAnsi="Arial" w:cs="Arial"/>
           <w:b/>
           <w:bCs/>
           <w:lang w:val="es-ES_tradnl" w:eastAsia="en-US"/>
@@ -1444,36 +1289,128 @@
           <w:lang w:val="es-ES_tradnl" w:eastAsia="en-US"/>
         </w:rPr>
       </w:pPr>
-    </w:p>
-    <w:p>
-      <w:pPr>
+      <w:r>
         <w:rPr>
           <w:rFonts w:ascii="Arial" w:eastAsia="Calibri" w:hAnsi="Arial" w:cs="Arial"/>
           <w:b/>
           <w:bCs/>
           <w:lang w:val="es-ES_tradnl" w:eastAsia="en-US"/>
         </w:rPr>
-      </w:pPr>
-      <w:r>
+        <w:t>Ciclo while</w:t>
+      </w:r>
+    </w:p>
+    <w:p>
+      <w:pPr>
         <w:rPr>
           <w:rFonts w:ascii="Arial" w:eastAsia="Calibri" w:hAnsi="Arial" w:cs="Arial"/>
           <w:b/>
           <w:bCs/>
           <w:lang w:val="es-ES_tradnl" w:eastAsia="en-US"/>
         </w:rPr>
-        <w:t xml:space="preserve">Ciclo </w:t>
-      </w:r>
-      <w:proofErr w:type="spellStart"/>
-      <w:r>
+      </w:pPr>
+    </w:p>
+    <w:p>
+      <w:pPr>
+        <w:rPr>
+          <w:rFonts w:ascii="Arial" w:eastAsia="Calibri" w:hAnsi="Arial" w:cs="Arial"/>
+          <w:lang w:val="es-ES_tradnl" w:eastAsia="en-US"/>
+        </w:rPr>
+      </w:pPr>
+      <w:r>
+        <w:rPr>
+          <w:rFonts w:ascii="Arial" w:eastAsia="Calibri" w:hAnsi="Arial" w:cs="Arial"/>
+          <w:lang w:val="es-ES_tradnl" w:eastAsia="en-US"/>
+        </w:rPr>
+        <w:t xml:space="preserve">5. Escribe lo que muestra Python al ejecutar el siguiente código: </w:t>
+      </w:r>
+    </w:p>
+    <w:p>
+      <w:pPr>
+        <w:ind w:firstLine="708"/>
+        <w:rPr>
+          <w:rFonts w:ascii="Arial" w:eastAsia="Calibri" w:hAnsi="Arial" w:cs="Arial"/>
+          <w:lang w:val="es-ES_tradnl" w:eastAsia="en-US"/>
+        </w:rPr>
+      </w:pPr>
+    </w:p>
+    <w:p>
+      <w:pPr>
+        <w:ind w:firstLine="708"/>
+        <w:rPr>
+          <w:rFonts w:ascii="Arial" w:eastAsia="Calibri" w:hAnsi="Arial" w:cs="Arial"/>
+          <w:lang w:val="en-US" w:eastAsia="en-US"/>
+        </w:rPr>
+      </w:pPr>
+      <w:r>
+        <w:rPr>
+          <w:rFonts w:ascii="Arial" w:eastAsia="Calibri" w:hAnsi="Arial" w:cs="Arial"/>
+          <w:lang w:val="en-US" w:eastAsia="en-US"/>
+        </w:rPr>
+        <w:t>x = 7</w:t>
+      </w:r>
+    </w:p>
+    <w:p>
+      <w:pPr>
+        <w:ind w:firstLine="708"/>
+        <w:rPr>
+          <w:rFonts w:ascii="Arial" w:eastAsia="Calibri" w:hAnsi="Arial" w:cs="Arial"/>
+          <w:lang w:val="en-US" w:eastAsia="en-US"/>
+        </w:rPr>
+      </w:pPr>
+      <w:r>
+        <w:rPr>
+          <w:rFonts w:ascii="Arial" w:eastAsia="Calibri" w:hAnsi="Arial" w:cs="Arial"/>
+          <w:lang w:val="en-US" w:eastAsia="en-US"/>
+        </w:rPr>
+        <w:t>while x &gt;= 0:</w:t>
+      </w:r>
+    </w:p>
+    <w:p>
+      <w:pPr>
+        <w:ind w:left="360" w:firstLine="708"/>
+        <w:rPr>
+          <w:rFonts w:ascii="Arial" w:eastAsia="Calibri" w:hAnsi="Arial" w:cs="Arial"/>
+          <w:lang w:val="en-US" w:eastAsia="en-US"/>
+        </w:rPr>
+      </w:pPr>
+      <w:r>
+        <w:rPr>
+          <w:rFonts w:ascii="Arial" w:eastAsia="Calibri" w:hAnsi="Arial" w:cs="Arial"/>
+          <w:lang w:val="en-US" w:eastAsia="en-US"/>
+        </w:rPr>
+        <w:t>print(x)</w:t>
+      </w:r>
+    </w:p>
+    <w:p>
+      <w:pPr>
         <w:rPr>
           <w:rFonts w:ascii="Arial" w:eastAsia="Calibri" w:hAnsi="Arial" w:cs="Arial"/>
           <w:b/>
           <w:bCs/>
           <w:lang w:val="es-ES_tradnl" w:eastAsia="en-US"/>
         </w:rPr>
-        <w:t>while</w:t>
-      </w:r>
-      <w:proofErr w:type="spellEnd"/>
+      </w:pPr>
+      <w:r>
+        <w:rPr>
+          <w:rFonts w:ascii="Arial" w:eastAsia="Calibri" w:hAnsi="Arial" w:cs="Arial"/>
+          <w:lang w:val="en-US" w:eastAsia="en-US"/>
+        </w:rPr>
+        <w:t xml:space="preserve">                   </w:t>
+      </w:r>
+      <w:r>
+        <w:rPr>
+          <w:rFonts w:ascii="Arial" w:eastAsia="Calibri" w:hAnsi="Arial" w:cs="Arial"/>
+          <w:lang w:val="es-ES_tradnl" w:eastAsia="en-US"/>
+        </w:rPr>
+        <w:t>x -= 2</w:t>
+      </w:r>
+      <w:r>
+        <w:rPr>
+          <w:rFonts w:ascii="Arial" w:eastAsia="Calibri" w:hAnsi="Arial" w:cs="Arial"/>
+          <w:lang w:val="es-ES_tradnl" w:eastAsia="en-US"/>
+        </w:rPr>
+        <w:t xml:space="preserve">   </w:t>
+      </w:r>
     </w:p>
     <w:p>
       <w:pPr>
@@ -1489,78 +1426,6 @@
       <w:pPr>
         <w:rPr>
           <w:rFonts w:ascii="Arial" w:eastAsia="Calibri" w:hAnsi="Arial" w:cs="Arial"/>
-          <w:lang w:val="es-ES_tradnl" w:eastAsia="en-US"/>
-        </w:rPr>
-      </w:pPr>
-      <w:r>
-        <w:rPr>
-          <w:rFonts w:ascii="Arial" w:eastAsia="Calibri" w:hAnsi="Arial" w:cs="Arial"/>
-          <w:lang w:val="es-ES_tradnl" w:eastAsia="en-US"/>
-        </w:rPr>
-        <w:t xml:space="preserve">5. Escribe lo que muestra Python al ejecutar el siguiente código: </w:t>
-      </w:r>
-    </w:p>
-    <w:p>
-      <w:pPr>
-        <w:ind w:firstLine="708"/>
-        <w:rPr>
-          <w:rFonts w:ascii="Arial" w:eastAsia="Calibri" w:hAnsi="Arial" w:cs="Arial"/>
-          <w:lang w:val="es-ES_tradnl" w:eastAsia="en-US"/>
-        </w:rPr>
-      </w:pPr>
-    </w:p>
-    <w:p>
-      <w:pPr>
-        <w:ind w:firstLine="708"/>
-        <w:rPr>
-          <w:rFonts w:ascii="Arial" w:eastAsia="Calibri" w:hAnsi="Arial" w:cs="Arial"/>
-          <w:lang w:val="en-US" w:eastAsia="en-US"/>
-        </w:rPr>
-      </w:pPr>
-      <w:r>
-        <w:rPr>
-          <w:rFonts w:ascii="Arial" w:eastAsia="Calibri" w:hAnsi="Arial" w:cs="Arial"/>
-          <w:lang w:val="en-US" w:eastAsia="en-US"/>
-        </w:rPr>
-        <w:t>x = 7</w:t>
-      </w:r>
-    </w:p>
-    <w:p>
-      <w:pPr>
-        <w:ind w:firstLine="708"/>
-        <w:rPr>
-          <w:rFonts w:ascii="Arial" w:eastAsia="Calibri" w:hAnsi="Arial" w:cs="Arial"/>
-          <w:lang w:val="en-US" w:eastAsia="en-US"/>
-        </w:rPr>
-      </w:pPr>
-      <w:r>
-        <w:rPr>
-          <w:rFonts w:ascii="Arial" w:eastAsia="Calibri" w:hAnsi="Arial" w:cs="Arial"/>
-          <w:lang w:val="en-US" w:eastAsia="en-US"/>
-        </w:rPr>
-        <w:t>while x &gt;= 0:</w:t>
-      </w:r>
-    </w:p>
-    <w:p>
-      <w:pPr>
-        <w:ind w:left="360" w:firstLine="708"/>
-        <w:rPr>
-          <w:rFonts w:ascii="Arial" w:eastAsia="Calibri" w:hAnsi="Arial" w:cs="Arial"/>
-          <w:lang w:val="en-US" w:eastAsia="en-US"/>
-        </w:rPr>
-      </w:pPr>
-      <w:r>
-        <w:rPr>
-          <w:rFonts w:ascii="Arial" w:eastAsia="Calibri" w:hAnsi="Arial" w:cs="Arial"/>
-          <w:lang w:val="en-US" w:eastAsia="en-US"/>
-        </w:rPr>
-        <w:t>print(x)</w:t>
-      </w:r>
-    </w:p>
-    <w:p>
-      <w:pPr>
-        <w:rPr>
-          <w:rFonts w:ascii="Arial" w:eastAsia="Calibri" w:hAnsi="Arial" w:cs="Arial"/>
           <w:b/>
           <w:bCs/>
           <w:lang w:val="es-ES_tradnl" w:eastAsia="en-US"/>
@@ -1569,33 +1434,134 @@
       <w:r>
         <w:rPr>
           <w:rFonts w:ascii="Arial" w:eastAsia="Calibri" w:hAnsi="Arial" w:cs="Arial"/>
-          <w:lang w:val="en-US" w:eastAsia="en-US"/>
-        </w:rPr>
-        <w:t xml:space="preserve">                   </w:t>
-      </w:r>
-      <w:r>
-        <w:rPr>
-          <w:rFonts w:ascii="Arial" w:eastAsia="Calibri" w:hAnsi="Arial" w:cs="Arial"/>
-          <w:lang w:val="es-ES_tradnl" w:eastAsia="en-US"/>
-        </w:rPr>
-        <w:t>x -= 2</w:t>
-      </w:r>
-      <w:r>
-        <w:rPr>
-          <w:rFonts w:ascii="Arial" w:eastAsia="Calibri" w:hAnsi="Arial" w:cs="Arial"/>
-          <w:lang w:val="es-ES_tradnl" w:eastAsia="en-US"/>
-        </w:rPr>
-        <w:t xml:space="preserve">   </w:t>
-      </w:r>
-    </w:p>
-    <w:p>
-      <w:pPr>
-        <w:rPr>
-          <w:rFonts w:ascii="Arial" w:eastAsia="Calibri" w:hAnsi="Arial" w:cs="Arial"/>
           <w:b/>
           <w:bCs/>
           <w:lang w:val="es-ES_tradnl" w:eastAsia="en-US"/>
         </w:rPr>
+        <w:t>Ciclo for</w:t>
+      </w:r>
+    </w:p>
+    <w:p>
+      <w:pPr>
+        <w:rPr>
+          <w:rFonts w:ascii="Arial" w:eastAsia="Calibri" w:hAnsi="Arial" w:cs="Arial"/>
+          <w:lang w:val="es-ES_tradnl" w:eastAsia="en-US"/>
+        </w:rPr>
+      </w:pPr>
+    </w:p>
+    <w:p>
+      <w:pPr>
+        <w:rPr>
+          <w:rFonts w:ascii="Arial" w:eastAsia="Calibri" w:hAnsi="Arial" w:cs="Arial"/>
+          <w:lang w:val="es-ES_tradnl" w:eastAsia="en-US"/>
+        </w:rPr>
+      </w:pPr>
+      <w:r>
+        <w:rPr>
+          <w:rFonts w:ascii="Arial" w:eastAsia="Calibri" w:hAnsi="Arial" w:cs="Arial"/>
+          <w:lang w:val="es-ES_tradnl" w:eastAsia="en-US"/>
+        </w:rPr>
+        <w:t>6</w:t>
+      </w:r>
+      <w:r>
+        <w:rPr>
+          <w:rFonts w:ascii="Arial" w:eastAsia="Calibri" w:hAnsi="Arial" w:cs="Arial"/>
+          <w:lang w:val="es-ES_tradnl" w:eastAsia="en-US"/>
+        </w:rPr>
+        <w:t>.</w:t>
+      </w:r>
+      <w:r>
+        <w:rPr>
+          <w:rFonts w:ascii="Arial" w:eastAsia="Calibri" w:hAnsi="Arial" w:cs="Arial"/>
+          <w:lang w:val="es-ES_tradnl" w:eastAsia="en-US"/>
+        </w:rPr>
+        <w:t xml:space="preserve"> </w:t>
+      </w:r>
+      <w:r>
+        <w:rPr>
+          <w:rFonts w:ascii="Arial" w:eastAsia="Calibri" w:hAnsi="Arial" w:cs="Arial"/>
+          <w:lang w:val="es-ES_tradnl" w:eastAsia="en-US"/>
+        </w:rPr>
+        <w:t xml:space="preserve">Escribe lo que muestra Python al ejecutar </w:t>
+      </w:r>
+      <w:r>
+        <w:rPr>
+          <w:rFonts w:ascii="Arial" w:eastAsia="Calibri" w:hAnsi="Arial" w:cs="Arial"/>
+          <w:lang w:val="es-ES_tradnl" w:eastAsia="en-US"/>
+        </w:rPr>
+        <w:t>el siguiente código:</w:t>
+      </w:r>
+      <w:r>
+        <w:rPr>
+          <w:rFonts w:ascii="Arial" w:eastAsia="Calibri" w:hAnsi="Arial" w:cs="Arial"/>
+          <w:lang w:val="es-ES_tradnl" w:eastAsia="en-US"/>
+        </w:rPr>
+        <w:t xml:space="preserve"> </w:t>
+      </w:r>
+    </w:p>
+    <w:p>
+      <w:pPr>
+        <w:ind w:firstLine="708"/>
+        <w:rPr>
+          <w:rFonts w:ascii="Arial" w:eastAsia="Calibri" w:hAnsi="Arial" w:cs="Arial"/>
+          <w:lang w:val="es-ES_tradnl" w:eastAsia="en-US"/>
+        </w:rPr>
+      </w:pPr>
+    </w:p>
+    <w:p>
+      <w:pPr>
+        <w:ind w:firstLine="708"/>
+        <w:rPr>
+          <w:rFonts w:ascii="Arial" w:eastAsia="Calibri" w:hAnsi="Arial" w:cs="Arial"/>
+          <w:lang w:val="en-US" w:eastAsia="en-US"/>
+        </w:rPr>
+      </w:pPr>
+      <w:r>
+        <w:rPr>
+          <w:rFonts w:ascii="Arial" w:eastAsia="Calibri" w:hAnsi="Arial" w:cs="Arial"/>
+          <w:lang w:val="en-US" w:eastAsia="en-US"/>
+        </w:rPr>
+        <w:t>for b in range(10, 1, -2):</w:t>
+      </w:r>
+    </w:p>
+    <w:p>
+      <w:pPr>
+        <w:ind w:firstLine="708"/>
+        <w:rPr>
+          <w:rFonts w:ascii="Arial" w:eastAsia="Calibri" w:hAnsi="Arial" w:cs="Arial"/>
+          <w:lang w:val="en-US" w:eastAsia="en-US"/>
+        </w:rPr>
+      </w:pPr>
+      <w:r>
+        <w:rPr>
+          <w:rFonts w:ascii="Arial" w:eastAsia="Calibri" w:hAnsi="Arial" w:cs="Arial"/>
+          <w:lang w:val="en-US" w:eastAsia="en-US"/>
+        </w:rPr>
+        <w:t xml:space="preserve">     </w:t>
+      </w:r>
+      <w:r>
+        <w:rPr>
+          <w:rFonts w:ascii="Arial" w:eastAsia="Calibri" w:hAnsi="Arial" w:cs="Arial"/>
+          <w:lang w:val="en-US" w:eastAsia="en-US"/>
+        </w:rPr>
+        <w:t>print(b)</w:t>
+      </w:r>
+    </w:p>
+    <w:p>
+      <w:pPr>
+        <w:rPr>
+          <w:rFonts w:ascii="Arial" w:eastAsia="Calibri" w:hAnsi="Arial" w:cs="Arial"/>
+          <w:lang w:val="en-US" w:eastAsia="en-US"/>
+        </w:rPr>
+      </w:pPr>
+    </w:p>
+    <w:p>
+      <w:pPr>
+        <w:jc w:val="center"/>
+        <w:rPr>
+          <w:rFonts w:ascii="Comic Sans MS" w:hAnsi="Comic Sans MS"/>
+          <w:lang w:val="en-US"/>
+        </w:rPr>
       </w:pPr>
     </w:p>
     <w:p>
@@ -1614,140 +1580,95 @@
           <w:bCs/>
           <w:lang w:val="es-ES_tradnl" w:eastAsia="en-US"/>
         </w:rPr>
-        <w:t xml:space="preserve">Ciclo </w:t>
-      </w:r>
-      <w:proofErr w:type="spellStart"/>
-      <w:r>
+        <w:t>Listas</w:t>
+      </w:r>
+    </w:p>
+    <w:p>
+      <w:pPr>
+        <w:rPr>
+          <w:rFonts w:ascii="Arial" w:eastAsia="Calibri" w:hAnsi="Arial" w:cs="Arial"/>
+          <w:lang w:val="es-ES_tradnl" w:eastAsia="en-US"/>
+        </w:rPr>
+      </w:pPr>
+    </w:p>
+    <w:p>
+      <w:pPr>
+        <w:rPr>
+          <w:rFonts w:ascii="Arial" w:eastAsia="Calibri" w:hAnsi="Arial" w:cs="Arial"/>
+          <w:lang w:val="es-ES_tradnl" w:eastAsia="en-US"/>
+        </w:rPr>
+      </w:pPr>
+      <w:r>
+        <w:rPr>
+          <w:rFonts w:ascii="Arial" w:eastAsia="Calibri" w:hAnsi="Arial" w:cs="Arial"/>
+          <w:lang w:val="es-ES_tradnl" w:eastAsia="en-US"/>
+        </w:rPr>
+        <w:t>7</w:t>
+      </w:r>
+      <w:r>
+        <w:rPr>
+          <w:rFonts w:ascii="Arial" w:eastAsia="Calibri" w:hAnsi="Arial" w:cs="Arial"/>
+          <w:lang w:val="es-ES_tradnl" w:eastAsia="en-US"/>
+        </w:rPr>
+        <w:t xml:space="preserve">. Escribe lo que muestra Python al ejecutar el siguiente código: </w:t>
+      </w:r>
+    </w:p>
+    <w:p>
+      <w:pPr>
         <w:rPr>
           <w:rFonts w:ascii="Arial" w:eastAsia="Calibri" w:hAnsi="Arial" w:cs="Arial"/>
           <w:b/>
           <w:bCs/>
           <w:lang w:val="es-ES_tradnl" w:eastAsia="en-US"/>
         </w:rPr>
-        <w:t>for</w:t>
-      </w:r>
-      <w:proofErr w:type="spellEnd"/>
-    </w:p>
-    <w:p>
-      <w:pPr>
-        <w:rPr>
-          <w:rFonts w:ascii="Arial" w:eastAsia="Calibri" w:hAnsi="Arial" w:cs="Arial"/>
-          <w:lang w:val="es-ES_tradnl" w:eastAsia="en-US"/>
-        </w:rPr>
-      </w:pPr>
-    </w:p>
-    <w:p>
-      <w:pPr>
-        <w:rPr>
-          <w:rFonts w:ascii="Arial" w:eastAsia="Calibri" w:hAnsi="Arial" w:cs="Arial"/>
-          <w:lang w:val="es-ES_tradnl" w:eastAsia="en-US"/>
-        </w:rPr>
-      </w:pPr>
-      <w:r>
-        <w:rPr>
-          <w:rFonts w:ascii="Arial" w:eastAsia="Calibri" w:hAnsi="Arial" w:cs="Arial"/>
-          <w:lang w:val="es-ES_tradnl" w:eastAsia="en-US"/>
-        </w:rPr>
-        <w:t>6</w:t>
-      </w:r>
-      <w:r>
-        <w:rPr>
-          <w:rFonts w:ascii="Arial" w:eastAsia="Calibri" w:hAnsi="Arial" w:cs="Arial"/>
-          <w:lang w:val="es-ES_tradnl" w:eastAsia="en-US"/>
-        </w:rPr>
-        <w:t>.</w:t>
-      </w:r>
-      <w:r>
-        <w:rPr>
-          <w:rFonts w:ascii="Arial" w:eastAsia="Calibri" w:hAnsi="Arial" w:cs="Arial"/>
-          <w:lang w:val="es-ES_tradnl" w:eastAsia="en-US"/>
-        </w:rPr>
-        <w:t xml:space="preserve"> </w:t>
-      </w:r>
-      <w:r>
-        <w:rPr>
-          <w:rFonts w:ascii="Arial" w:eastAsia="Calibri" w:hAnsi="Arial" w:cs="Arial"/>
-          <w:lang w:val="es-ES_tradnl" w:eastAsia="en-US"/>
-        </w:rPr>
-        <w:t xml:space="preserve">Escribe lo que muestra Python al ejecutar </w:t>
-      </w:r>
-      <w:r>
-        <w:rPr>
-          <w:rFonts w:ascii="Arial" w:eastAsia="Calibri" w:hAnsi="Arial" w:cs="Arial"/>
-          <w:lang w:val="es-ES_tradnl" w:eastAsia="en-US"/>
-        </w:rPr>
-        <w:t>el siguiente código:</w:t>
-      </w:r>
-      <w:r>
-        <w:rPr>
-          <w:rFonts w:ascii="Arial" w:eastAsia="Calibri" w:hAnsi="Arial" w:cs="Arial"/>
-          <w:lang w:val="es-ES_tradnl" w:eastAsia="en-US"/>
-        </w:rPr>
-        <w:t xml:space="preserve"> </w:t>
-      </w:r>
-    </w:p>
-    <w:p>
-      <w:pPr>
-        <w:ind w:firstLine="708"/>
-        <w:rPr>
-          <w:rFonts w:ascii="Arial" w:eastAsia="Calibri" w:hAnsi="Arial" w:cs="Arial"/>
-          <w:lang w:val="es-ES_tradnl" w:eastAsia="en-US"/>
-        </w:rPr>
-      </w:pPr>
-    </w:p>
-    <w:p>
-      <w:pPr>
-        <w:ind w:firstLine="708"/>
-        <w:rPr>
-          <w:rFonts w:ascii="Arial" w:eastAsia="Calibri" w:hAnsi="Arial" w:cs="Arial"/>
-          <w:lang w:val="en-US" w:eastAsia="en-US"/>
-        </w:rPr>
-      </w:pPr>
-      <w:r>
-        <w:rPr>
-          <w:rFonts w:ascii="Arial" w:eastAsia="Calibri" w:hAnsi="Arial" w:cs="Arial"/>
-          <w:lang w:val="en-US" w:eastAsia="en-US"/>
-        </w:rPr>
-        <w:t>for b in range(10, 1, -2):</w:t>
-      </w:r>
-    </w:p>
-    <w:p>
-      <w:pPr>
-        <w:ind w:firstLine="708"/>
-        <w:rPr>
-          <w:rFonts w:ascii="Arial" w:eastAsia="Calibri" w:hAnsi="Arial" w:cs="Arial"/>
-          <w:lang w:val="en-US" w:eastAsia="en-US"/>
-        </w:rPr>
-      </w:pPr>
-      <w:r>
-        <w:rPr>
-          <w:rFonts w:ascii="Arial" w:eastAsia="Calibri" w:hAnsi="Arial" w:cs="Arial"/>
-          <w:lang w:val="en-US" w:eastAsia="en-US"/>
-        </w:rPr>
-        <w:t xml:space="preserve">     </w:t>
-      </w:r>
-      <w:r>
-        <w:rPr>
-          <w:rFonts w:ascii="Arial" w:eastAsia="Calibri" w:hAnsi="Arial" w:cs="Arial"/>
-          <w:lang w:val="en-US" w:eastAsia="en-US"/>
-        </w:rPr>
-        <w:t>print(b)</w:t>
-      </w:r>
-    </w:p>
-    <w:p>
-      <w:pPr>
-        <w:rPr>
-          <w:rFonts w:ascii="Arial" w:eastAsia="Calibri" w:hAnsi="Arial" w:cs="Arial"/>
-          <w:lang w:val="en-US" w:eastAsia="en-US"/>
-        </w:rPr>
-      </w:pPr>
-    </w:p>
-    <w:p>
-      <w:pPr>
-        <w:jc w:val="center"/>
-        <w:rPr>
-          <w:rFonts w:ascii="Comic Sans MS" w:hAnsi="Comic Sans MS"/>
-          <w:lang w:val="en-US"/>
+      </w:pPr>
+    </w:p>
+    <w:p>
+      <w:pPr>
+        <w:ind w:left="708"/>
+        <w:rPr>
+          <w:rFonts w:ascii="Arial" w:eastAsia="Calibri" w:hAnsi="Arial" w:cs="Arial"/>
+          <w:lang w:val="es-ES_tradnl" w:eastAsia="en-US"/>
+        </w:rPr>
+      </w:pPr>
+      <w:r>
+        <w:rPr>
+          <w:rFonts w:ascii="Arial" w:eastAsia="Calibri" w:hAnsi="Arial" w:cs="Arial"/>
+          <w:lang w:val="es-ES_tradnl" w:eastAsia="en-US"/>
+        </w:rPr>
+        <w:t>lista = [10, 12, 14, 16, 18, 20, 22, 24]</w:t>
+      </w:r>
+    </w:p>
+    <w:p>
+      <w:pPr>
+        <w:ind w:left="708"/>
+        <w:rPr>
+          <w:rFonts w:ascii="Arial" w:eastAsia="Calibri" w:hAnsi="Arial" w:cs="Arial"/>
+          <w:lang w:val="es-ES_tradnl" w:eastAsia="en-US"/>
+        </w:rPr>
+      </w:pPr>
+      <w:r>
+        <w:rPr>
+          <w:rFonts w:ascii="Arial" w:eastAsia="Calibri" w:hAnsi="Arial" w:cs="Arial"/>
+          <w:lang w:val="es-ES_tradnl" w:eastAsia="en-US"/>
+        </w:rPr>
+        <w:t>print(lista[3 :6])</w:t>
+      </w:r>
+    </w:p>
+    <w:p>
+      <w:pPr>
+        <w:ind w:left="708"/>
+        <w:rPr>
+          <w:rFonts w:ascii="Arial" w:eastAsia="Calibri" w:hAnsi="Arial" w:cs="Arial"/>
+          <w:lang w:val="es-ES_tradnl" w:eastAsia="en-US"/>
+        </w:rPr>
+      </w:pPr>
+    </w:p>
+    <w:p>
+      <w:pPr>
+        <w:rPr>
+          <w:rFonts w:ascii="Arial" w:eastAsia="Calibri" w:hAnsi="Arial" w:cs="Arial"/>
+          <w:lang w:val="es-ES_tradnl" w:eastAsia="en-US"/>
         </w:rPr>
       </w:pPr>
     </w:p>
@@ -1767,37 +1688,44 @@
           <w:bCs/>
           <w:lang w:val="es-ES_tradnl" w:eastAsia="en-US"/>
         </w:rPr>
-        <w:t>Listas</w:t>
-      </w:r>
-    </w:p>
-    <w:p>
-      <w:pPr>
-        <w:rPr>
-          <w:rFonts w:ascii="Arial" w:eastAsia="Calibri" w:hAnsi="Arial" w:cs="Arial"/>
-          <w:lang w:val="es-ES_tradnl" w:eastAsia="en-US"/>
-        </w:rPr>
-      </w:pPr>
-    </w:p>
-    <w:p>
-      <w:pPr>
-        <w:rPr>
-          <w:rFonts w:ascii="Arial" w:eastAsia="Calibri" w:hAnsi="Arial" w:cs="Arial"/>
-          <w:lang w:val="es-ES_tradnl" w:eastAsia="en-US"/>
-        </w:rPr>
-      </w:pPr>
-      <w:r>
-        <w:rPr>
-          <w:rFonts w:ascii="Arial" w:eastAsia="Calibri" w:hAnsi="Arial" w:cs="Arial"/>
-          <w:lang w:val="es-ES_tradnl" w:eastAsia="en-US"/>
-        </w:rPr>
-        <w:t>7</w:t>
-      </w:r>
-      <w:r>
-        <w:rPr>
-          <w:rFonts w:ascii="Arial" w:eastAsia="Calibri" w:hAnsi="Arial" w:cs="Arial"/>
-          <w:lang w:val="es-ES_tradnl" w:eastAsia="en-US"/>
-        </w:rPr>
-        <w:t xml:space="preserve">. Escribe lo que muestra Python al ejecutar el siguiente código: </w:t>
+        <w:t>Dataframes y gráficas</w:t>
+      </w:r>
+    </w:p>
+    <w:p>
+      <w:pPr>
+        <w:rPr>
+          <w:rFonts w:ascii="Arial" w:eastAsia="Calibri" w:hAnsi="Arial" w:cs="Arial"/>
+          <w:lang w:val="es-ES_tradnl" w:eastAsia="en-US"/>
+        </w:rPr>
+      </w:pPr>
+    </w:p>
+    <w:p>
+      <w:pPr>
+        <w:rPr>
+          <w:rFonts w:ascii="Arial" w:eastAsia="Calibri" w:hAnsi="Arial" w:cs="Arial"/>
+          <w:lang w:val="es-ES_tradnl" w:eastAsia="en-US"/>
+        </w:rPr>
+      </w:pPr>
+      <w:r>
+        <w:rPr>
+          <w:rFonts w:ascii="Arial" w:eastAsia="Calibri" w:hAnsi="Arial" w:cs="Arial"/>
+          <w:lang w:val="es-ES_tradnl" w:eastAsia="en-US"/>
+        </w:rPr>
+        <w:t>8</w:t>
+      </w:r>
+      <w:r>
+        <w:rPr>
+          <w:rFonts w:ascii="Arial" w:eastAsia="Calibri" w:hAnsi="Arial" w:cs="Arial"/>
+          <w:lang w:val="es-ES_tradnl" w:eastAsia="en-US"/>
+        </w:rPr>
+        <w:t>. E</w:t>
+      </w:r>
+      <w:r>
+        <w:rPr>
+          <w:rFonts w:ascii="Arial" w:eastAsia="Calibri" w:hAnsi="Arial" w:cs="Arial"/>
+          <w:lang w:val="es-ES_tradnl" w:eastAsia="en-US"/>
+        </w:rPr>
+        <w:t>valuación de código</w:t>
       </w:r>
     </w:p>
     <w:p>
@@ -1812,64 +1740,6 @@
     </w:p>
     <w:p>
       <w:pPr>
-        <w:ind w:left="708"/>
-        <w:rPr>
-          <w:rFonts w:ascii="Arial" w:eastAsia="Calibri" w:hAnsi="Arial" w:cs="Arial"/>
-          <w:lang w:val="es-ES_tradnl" w:eastAsia="en-US"/>
-        </w:rPr>
-      </w:pPr>
-      <w:r>
-        <w:rPr>
-          <w:rFonts w:ascii="Arial" w:eastAsia="Calibri" w:hAnsi="Arial" w:cs="Arial"/>
-          <w:lang w:val="es-ES_tradnl" w:eastAsia="en-US"/>
-        </w:rPr>
-        <w:t>lista = [10, 12, 14, 16, 18, 20, 22, 24]</w:t>
-      </w:r>
-    </w:p>
-    <w:p>
-      <w:pPr>
-        <w:ind w:left="708"/>
-        <w:rPr>
-          <w:rFonts w:ascii="Arial" w:eastAsia="Calibri" w:hAnsi="Arial" w:cs="Arial"/>
-          <w:lang w:val="es-ES_tradnl" w:eastAsia="en-US"/>
-        </w:rPr>
-      </w:pPr>
-      <w:proofErr w:type="spellStart"/>
-      <w:r>
-        <w:rPr>
-          <w:rFonts w:ascii="Arial" w:eastAsia="Calibri" w:hAnsi="Arial" w:cs="Arial"/>
-          <w:lang w:val="es-ES_tradnl" w:eastAsia="en-US"/>
-        </w:rPr>
-        <w:t>print</w:t>
-      </w:r>
-      <w:proofErr w:type="spellEnd"/>
-      <w:r>
-        <w:rPr>
-          <w:rFonts w:ascii="Arial" w:eastAsia="Calibri" w:hAnsi="Arial" w:cs="Arial"/>
-          <w:lang w:val="es-ES_tradnl" w:eastAsia="en-US"/>
-        </w:rPr>
-        <w:t>(lista[3 :6])</w:t>
-      </w:r>
-    </w:p>
-    <w:p>
-      <w:pPr>
-        <w:ind w:left="708"/>
-        <w:rPr>
-          <w:rFonts w:ascii="Arial" w:eastAsia="Calibri" w:hAnsi="Arial" w:cs="Arial"/>
-          <w:lang w:val="es-ES_tradnl" w:eastAsia="en-US"/>
-        </w:rPr>
-      </w:pPr>
-    </w:p>
-    <w:p>
-      <w:pPr>
-        <w:rPr>
-          <w:rFonts w:ascii="Arial" w:eastAsia="Calibri" w:hAnsi="Arial" w:cs="Arial"/>
-          <w:lang w:val="es-ES_tradnl" w:eastAsia="en-US"/>
-        </w:rPr>
-      </w:pPr>
-    </w:p>
-    <w:p>
-      <w:pPr>
         <w:rPr>
           <w:rFonts w:ascii="Arial" w:eastAsia="Calibri" w:hAnsi="Arial" w:cs="Arial"/>
           <w:b/>
@@ -1877,7 +1747,6 @@
           <w:lang w:val="es-ES_tradnl" w:eastAsia="en-US"/>
         </w:rPr>
       </w:pPr>
-      <w:proofErr w:type="spellStart"/>
       <w:r>
         <w:rPr>
           <w:rFonts w:ascii="Arial" w:eastAsia="Calibri" w:hAnsi="Arial" w:cs="Arial"/>
@@ -1885,55 +1754,55 @@
           <w:bCs/>
           <w:lang w:val="es-ES_tradnl" w:eastAsia="en-US"/>
         </w:rPr>
-        <w:t>Dataframes</w:t>
-      </w:r>
-      <w:proofErr w:type="spellEnd"/>
-      <w:r>
+        <w:t>Arreglos</w:t>
+      </w:r>
+    </w:p>
+    <w:p>
+      <w:pPr>
+        <w:rPr>
+          <w:rFonts w:ascii="Arial" w:eastAsia="Calibri" w:hAnsi="Arial" w:cs="Arial"/>
+          <w:lang w:val="es-ES_tradnl" w:eastAsia="en-US"/>
+        </w:rPr>
+      </w:pPr>
+    </w:p>
+    <w:p>
+      <w:pPr>
+        <w:rPr>
+          <w:rFonts w:ascii="Arial" w:eastAsia="Calibri" w:hAnsi="Arial" w:cs="Arial"/>
+          <w:lang w:val="es-ES_tradnl" w:eastAsia="en-US"/>
+        </w:rPr>
+      </w:pPr>
+      <w:r>
+        <w:rPr>
+          <w:rFonts w:ascii="Arial" w:eastAsia="Calibri" w:hAnsi="Arial" w:cs="Arial"/>
+          <w:lang w:val="es-ES_tradnl" w:eastAsia="en-US"/>
+        </w:rPr>
+        <w:t>9</w:t>
+      </w:r>
+      <w:r>
+        <w:rPr>
+          <w:rFonts w:ascii="Arial" w:eastAsia="Calibri" w:hAnsi="Arial" w:cs="Arial"/>
+          <w:lang w:val="es-ES_tradnl" w:eastAsia="en-US"/>
+        </w:rPr>
+        <w:t>. E</w:t>
+      </w:r>
+      <w:r>
+        <w:rPr>
+          <w:rFonts w:ascii="Arial" w:eastAsia="Calibri" w:hAnsi="Arial" w:cs="Arial"/>
+          <w:lang w:val="es-ES_tradnl" w:eastAsia="en-US"/>
+        </w:rPr>
+        <w:t>valuación de código</w:t>
+      </w:r>
+    </w:p>
+    <w:p>
+      <w:pPr>
         <w:rPr>
           <w:rFonts w:ascii="Arial" w:eastAsia="Calibri" w:hAnsi="Arial" w:cs="Arial"/>
           <w:b/>
           <w:bCs/>
           <w:lang w:val="es-ES_tradnl" w:eastAsia="en-US"/>
         </w:rPr>
-        <w:t xml:space="preserve"> y gráficas</w:t>
-      </w:r>
-    </w:p>
-    <w:p>
-      <w:pPr>
-        <w:rPr>
-          <w:rFonts w:ascii="Arial" w:eastAsia="Calibri" w:hAnsi="Arial" w:cs="Arial"/>
-          <w:lang w:val="es-ES_tradnl" w:eastAsia="en-US"/>
-        </w:rPr>
-      </w:pPr>
-    </w:p>
-    <w:p>
-      <w:pPr>
-        <w:rPr>
-          <w:rFonts w:ascii="Arial" w:eastAsia="Calibri" w:hAnsi="Arial" w:cs="Arial"/>
-          <w:lang w:val="es-ES_tradnl" w:eastAsia="en-US"/>
-        </w:rPr>
-      </w:pPr>
-      <w:r>
-        <w:rPr>
-          <w:rFonts w:ascii="Arial" w:eastAsia="Calibri" w:hAnsi="Arial" w:cs="Arial"/>
-          <w:lang w:val="es-ES_tradnl" w:eastAsia="en-US"/>
-        </w:rPr>
-        <w:t>8</w:t>
-      </w:r>
-      <w:r>
-        <w:rPr>
-          <w:rFonts w:ascii="Arial" w:eastAsia="Calibri" w:hAnsi="Arial" w:cs="Arial"/>
-          <w:lang w:val="es-ES_tradnl" w:eastAsia="en-US"/>
-        </w:rPr>
-        <w:t>. E</w:t>
-      </w:r>
-      <w:r>
-        <w:rPr>
-          <w:rFonts w:ascii="Arial" w:eastAsia="Calibri" w:hAnsi="Arial" w:cs="Arial"/>
-          <w:lang w:val="es-ES_tradnl" w:eastAsia="en-US"/>
-        </w:rPr>
-        <w:t>valuación de código</w:t>
-      </w:r>
+      </w:pPr>
     </w:p>
     <w:p>
       <w:pPr>
@@ -1944,47 +1813,37 @@
           <w:lang w:val="es-ES_tradnl" w:eastAsia="en-US"/>
         </w:rPr>
       </w:pPr>
-    </w:p>
-    <w:p>
-      <w:pPr>
+      <w:r>
         <w:rPr>
           <w:rFonts w:ascii="Arial" w:eastAsia="Calibri" w:hAnsi="Arial" w:cs="Arial"/>
           <w:b/>
           <w:bCs/>
           <w:lang w:val="es-ES_tradnl" w:eastAsia="en-US"/>
         </w:rPr>
-      </w:pPr>
-      <w:r>
-        <w:rPr>
-          <w:rFonts w:ascii="Arial" w:eastAsia="Calibri" w:hAnsi="Arial" w:cs="Arial"/>
-          <w:b/>
-          <w:bCs/>
-          <w:lang w:val="es-ES_tradnl" w:eastAsia="en-US"/>
-        </w:rPr>
-        <w:t>Arreglos</w:t>
-      </w:r>
-    </w:p>
-    <w:p>
-      <w:pPr>
-        <w:rPr>
-          <w:rFonts w:ascii="Arial" w:eastAsia="Calibri" w:hAnsi="Arial" w:cs="Arial"/>
-          <w:lang w:val="es-ES_tradnl" w:eastAsia="en-US"/>
-        </w:rPr>
-      </w:pPr>
-    </w:p>
-    <w:p>
-      <w:pPr>
-        <w:rPr>
-          <w:rFonts w:ascii="Arial" w:eastAsia="Calibri" w:hAnsi="Arial" w:cs="Arial"/>
-          <w:lang w:val="es-ES_tradnl" w:eastAsia="en-US"/>
-        </w:rPr>
-      </w:pPr>
-      <w:r>
-        <w:rPr>
-          <w:rFonts w:ascii="Arial" w:eastAsia="Calibri" w:hAnsi="Arial" w:cs="Arial"/>
-          <w:lang w:val="es-ES_tradnl" w:eastAsia="en-US"/>
-        </w:rPr>
-        <w:t>9</w:t>
+        <w:t>Matrices</w:t>
+      </w:r>
+    </w:p>
+    <w:p>
+      <w:pPr>
+        <w:rPr>
+          <w:rFonts w:ascii="Arial" w:eastAsia="Calibri" w:hAnsi="Arial" w:cs="Arial"/>
+          <w:lang w:val="es-ES_tradnl" w:eastAsia="en-US"/>
+        </w:rPr>
+      </w:pPr>
+    </w:p>
+    <w:p>
+      <w:pPr>
+        <w:rPr>
+          <w:rFonts w:ascii="Arial" w:eastAsia="Calibri" w:hAnsi="Arial" w:cs="Arial"/>
+          <w:lang w:val="es-ES_tradnl" w:eastAsia="en-US"/>
+        </w:rPr>
+      </w:pPr>
+      <w:r>
+        <w:rPr>
+          <w:rFonts w:ascii="Arial" w:eastAsia="Calibri" w:hAnsi="Arial" w:cs="Arial"/>
+          <w:lang w:val="es-ES_tradnl" w:eastAsia="en-US"/>
+        </w:rPr>
+        <w:t>10</w:t>
       </w:r>
       <w:r>
         <w:rPr>
@@ -2005,220 +1864,9 @@
       <w:pPr>
         <w:rPr>
           <w:rFonts w:ascii="Arial" w:eastAsia="Calibri" w:hAnsi="Arial" w:cs="Arial"/>
-          <w:b/>
-          <w:bCs/>
-          <w:lang w:val="es-ES_tradnl" w:eastAsia="en-US"/>
-        </w:rPr>
-      </w:pPr>
-    </w:p>
-    <w:p>
-      <w:pPr>
-        <w:rPr>
-          <w:rFonts w:ascii="Arial" w:eastAsia="Calibri" w:hAnsi="Arial" w:cs="Arial"/>
-          <w:b/>
-          <w:bCs/>
-          <w:lang w:val="es-ES_tradnl" w:eastAsia="en-US"/>
-        </w:rPr>
-      </w:pPr>
-      <w:r>
-        <w:rPr>
-          <w:rFonts w:ascii="Arial" w:eastAsia="Calibri" w:hAnsi="Arial" w:cs="Arial"/>
-          <w:b/>
-          <w:bCs/>
-          <w:lang w:val="es-ES_tradnl" w:eastAsia="en-US"/>
-        </w:rPr>
-        <w:t>Matrices</w:t>
-      </w:r>
-    </w:p>
-    <w:p>
-      <w:pPr>
-        <w:rPr>
-          <w:rFonts w:ascii="Arial" w:eastAsia="Calibri" w:hAnsi="Arial" w:cs="Arial"/>
-          <w:lang w:val="es-ES_tradnl" w:eastAsia="en-US"/>
-        </w:rPr>
-      </w:pPr>
-    </w:p>
-    <w:p>
-      <w:pPr>
-        <w:rPr>
-          <w:rFonts w:ascii="Arial" w:eastAsia="Calibri" w:hAnsi="Arial" w:cs="Arial"/>
-          <w:lang w:val="es-ES_tradnl" w:eastAsia="en-US"/>
-        </w:rPr>
-      </w:pPr>
-      <w:r>
-        <w:rPr>
-          <w:rFonts w:ascii="Arial" w:eastAsia="Calibri" w:hAnsi="Arial" w:cs="Arial"/>
-          <w:lang w:val="es-ES_tradnl" w:eastAsia="en-US"/>
-        </w:rPr>
-        <w:t>10</w:t>
-      </w:r>
-      <w:r>
-        <w:rPr>
-          <w:rFonts w:ascii="Arial" w:eastAsia="Calibri" w:hAnsi="Arial" w:cs="Arial"/>
-          <w:lang w:val="es-ES_tradnl" w:eastAsia="en-US"/>
-        </w:rPr>
-        <w:t>. E</w:t>
-      </w:r>
-      <w:r>
-        <w:rPr>
-          <w:rFonts w:ascii="Arial" w:eastAsia="Calibri" w:hAnsi="Arial" w:cs="Arial"/>
-          <w:lang w:val="es-ES_tradnl" w:eastAsia="en-US"/>
-        </w:rPr>
-        <w:t>valuación de código</w:t>
-      </w:r>
-    </w:p>
-    <w:p>
-      <w:pPr>
-        <w:rPr>
-          <w:rFonts w:ascii="Arial" w:eastAsia="Calibri" w:hAnsi="Arial" w:cs="Arial"/>
-          <w:lang w:val="es-ES_tradnl" w:eastAsia="en-US"/>
-        </w:rPr>
-      </w:pPr>
-    </w:p>
-    <w:p>
-      <w:pPr>
-        <w:rPr>
-          <w:rFonts w:ascii="Arial" w:eastAsia="Calibri" w:hAnsi="Arial" w:cs="Arial"/>
-          <w:b/>
-          <w:bCs/>
-          <w:lang w:val="es-ES_tradnl" w:eastAsia="en-US"/>
-        </w:rPr>
-      </w:pPr>
-      <w:proofErr w:type="spellStart"/>
-      <w:r>
-        <w:rPr>
-          <w:rFonts w:ascii="Arial" w:eastAsia="Calibri" w:hAnsi="Arial" w:cs="Arial"/>
-          <w:b/>
-          <w:bCs/>
-          <w:lang w:val="es-ES_tradnl" w:eastAsia="en-US"/>
-        </w:rPr>
-        <w:t>Strings</w:t>
-      </w:r>
-      <w:proofErr w:type="spellEnd"/>
-    </w:p>
-    <w:p>
-      <w:pPr>
-        <w:rPr>
-          <w:rFonts w:ascii="Arial" w:eastAsia="Calibri" w:hAnsi="Arial" w:cs="Arial"/>
-          <w:b/>
-          <w:bCs/>
-          <w:lang w:val="es-ES_tradnl" w:eastAsia="en-US"/>
-        </w:rPr>
-      </w:pPr>
-    </w:p>
-    <w:p>
-      <w:pPr>
-        <w:rPr>
-          <w:rFonts w:ascii="Arial" w:eastAsia="Calibri" w:hAnsi="Arial" w:cs="Arial"/>
-          <w:lang w:val="es-ES_tradnl" w:eastAsia="en-US"/>
-        </w:rPr>
-      </w:pPr>
-      <w:r>
-        <w:rPr>
-          <w:rFonts w:ascii="Arial" w:eastAsia="Calibri" w:hAnsi="Arial" w:cs="Arial"/>
-          <w:lang w:val="es-ES_tradnl" w:eastAsia="en-US"/>
-        </w:rPr>
-        <w:t>11</w:t>
-      </w:r>
-      <w:r>
-        <w:rPr>
-          <w:rFonts w:ascii="Arial" w:eastAsia="Calibri" w:hAnsi="Arial" w:cs="Arial"/>
-          <w:lang w:val="es-ES_tradnl" w:eastAsia="en-US"/>
-        </w:rPr>
-        <w:t xml:space="preserve">. Escribe lo que muestra Python al ejecutar el siguiente código: </w:t>
-      </w:r>
-    </w:p>
-    <w:p>
-      <w:pPr>
-        <w:rPr>
-          <w:rFonts w:ascii="Arial" w:eastAsia="Calibri" w:hAnsi="Arial" w:cs="Arial"/>
-          <w:b/>
-          <w:bCs/>
-          <w:lang w:val="es-ES_tradnl" w:eastAsia="en-US"/>
-        </w:rPr>
-      </w:pPr>
-    </w:p>
-    <w:p>
-      <w:pPr>
-        <w:ind w:left="708"/>
-        <w:rPr>
-          <w:rFonts w:ascii="Arial" w:eastAsia="Calibri" w:hAnsi="Arial" w:cs="Arial"/>
-          <w:lang w:val="es-ES_tradnl" w:eastAsia="en-US"/>
-        </w:rPr>
-      </w:pPr>
-      <w:proofErr w:type="spellStart"/>
-      <w:r>
-        <w:rPr>
-          <w:rFonts w:ascii="Arial" w:eastAsia="Calibri" w:hAnsi="Arial" w:cs="Arial"/>
-          <w:lang w:val="es-ES_tradnl" w:eastAsia="en-US"/>
-        </w:rPr>
-        <w:t>str</w:t>
-      </w:r>
-      <w:proofErr w:type="spellEnd"/>
-      <w:r>
-        <w:rPr>
-          <w:rFonts w:ascii="Arial" w:eastAsia="Calibri" w:hAnsi="Arial" w:cs="Arial"/>
-          <w:lang w:val="es-ES_tradnl" w:eastAsia="en-US"/>
-        </w:rPr>
-        <w:t xml:space="preserve"> = "</w:t>
-      </w:r>
-      <w:proofErr w:type="spellStart"/>
-      <w:r>
-        <w:rPr>
-          <w:rFonts w:ascii="Arial" w:eastAsia="Calibri" w:hAnsi="Arial" w:cs="Arial"/>
-          <w:lang w:val="es-ES_tradnl" w:eastAsia="en-US"/>
-        </w:rPr>
-        <w:t>Computacion</w:t>
-      </w:r>
-      <w:proofErr w:type="spellEnd"/>
-      <w:r>
-        <w:rPr>
-          <w:rFonts w:ascii="Arial" w:eastAsia="Calibri" w:hAnsi="Arial" w:cs="Arial"/>
-          <w:lang w:val="es-ES_tradnl" w:eastAsia="en-US"/>
-        </w:rPr>
-        <w:t>"</w:t>
-      </w:r>
-    </w:p>
-    <w:p>
-      <w:pPr>
-        <w:ind w:left="708"/>
-        <w:rPr>
-          <w:rFonts w:ascii="Arial" w:eastAsia="Calibri" w:hAnsi="Arial" w:cs="Arial"/>
-          <w:lang w:val="es-ES_tradnl" w:eastAsia="en-US"/>
-        </w:rPr>
-      </w:pPr>
-      <w:proofErr w:type="spellStart"/>
-      <w:r>
-        <w:rPr>
-          <w:rFonts w:ascii="Arial" w:eastAsia="Calibri" w:hAnsi="Arial" w:cs="Arial"/>
-          <w:lang w:val="es-ES_tradnl" w:eastAsia="en-US"/>
-        </w:rPr>
-        <w:t>print</w:t>
-      </w:r>
-      <w:proofErr w:type="spellEnd"/>
-      <w:r>
-        <w:rPr>
-          <w:rFonts w:ascii="Arial" w:eastAsia="Calibri" w:hAnsi="Arial" w:cs="Arial"/>
-          <w:lang w:val="es-ES_tradnl" w:eastAsia="en-US"/>
-        </w:rPr>
-        <w:t>(</w:t>
-      </w:r>
-      <w:proofErr w:type="spellStart"/>
-      <w:r>
-        <w:rPr>
-          <w:rFonts w:ascii="Arial" w:eastAsia="Calibri" w:hAnsi="Arial" w:cs="Arial"/>
-          <w:lang w:val="es-ES_tradnl" w:eastAsia="en-US"/>
-        </w:rPr>
-        <w:t>str</w:t>
-      </w:r>
-      <w:proofErr w:type="spellEnd"/>
-      <w:r>
-        <w:rPr>
-          <w:rFonts w:ascii="Arial" w:eastAsia="Calibri" w:hAnsi="Arial" w:cs="Arial"/>
-          <w:lang w:val="es-ES_tradnl" w:eastAsia="en-US"/>
-        </w:rPr>
-        <w:t>[-6:-3])</w:t>
-      </w:r>
+          <w:lang w:val="es-ES_tradnl" w:eastAsia="en-US"/>
+        </w:rPr>
+      </w:pPr>
     </w:p>
     <w:p>
       <w:pPr>
